--- a/docs/FSD-KAATAGO.docx
+++ b/docs/FSD-KAATAGO.docx
@@ -7600,7 +7600,20 @@
               <w:rPr>
                 <w:sz w:val="19"/>
               </w:rPr>
-              <w:t xml:space="preserve">Membuat sederet meja sekaligus: awalan opsional + rentang, maksimal </w:t>
+              <w:t xml:space="preserve">Membuat banyak meja sekaligus: </w:t>
+            </w:r>
+            <w:r>
+              <w:rPr>
+                <w:b/>
+                <w:sz w:val="19"/>
+              </w:rPr>
+              <w:t>isi jumlah mejanya</w:t>
+            </w:r>
+            <w:r>
+              <w:rPr>
+                <w:sz w:val="19"/>
+              </w:rPr>
+              <w:t xml:space="preserve">, misal 10 → 10 QR bernomor 1–10. Maksimal </w:t>
             </w:r>
             <w:r>
               <w:rPr>
@@ -7641,7 +7654,43 @@
               <w:rPr>
                 <w:sz w:val="19"/>
               </w:rPr>
-              <w:t xml:space="preserve">Nomornya diberi nol di depan mengikuti nomor terbesar (8–12 → </w:t>
+              <w:t>Awalan opsional; diisi "A" menghasilkan A1, A2, A3, …</w:t>
+            </w:r>
+          </w:p>
+        </w:tc>
+      </w:tr>
+      <w:tr>
+        <w:tc>
+          <w:tcPr>
+            <w:tcW w:type="dxa" w:w="4929"/>
+            <w:shd w:val="clear" w:fill="F4F5FB"/>
+          </w:tcPr>
+          <w:p>
+            <w:pPr>
+              <w:spacing w:after="40" w:before="40"/>
+            </w:pPr>
+            <w:r>
+              <w:rPr>
+                <w:sz w:val="19"/>
+              </w:rPr>
+              <w:t>F-QR-07</w:t>
+            </w:r>
+          </w:p>
+        </w:tc>
+        <w:tc>
+          <w:tcPr>
+            <w:tcW w:type="dxa" w:w="4929"/>
+            <w:shd w:val="clear" w:fill="F4F5FB"/>
+          </w:tcPr>
+          <w:p>
+            <w:pPr>
+              <w:spacing w:after="40" w:before="40"/>
+            </w:pPr>
+            <w:r>
+              <w:rPr>
+                <w:sz w:val="19"/>
+              </w:rPr>
+              <w:t>Nomor meja ditulis polos (</w:t>
             </w:r>
             <w:r>
               <w:rPr>
@@ -7649,13 +7698,13 @@
                 <w:color w:val="3730A3"/>
                 <w:sz w:val="19"/>
               </w:rPr>
-              <w:t>08</w:t>
-            </w:r>
-            <w:r>
-              <w:rPr>
-                <w:sz w:val="19"/>
-              </w:rPr>
-              <w:t>…</w:t>
+              <w:t>7</w:t>
+            </w:r>
+            <w:r>
+              <w:rPr>
+                <w:sz w:val="19"/>
+              </w:rPr>
+              <w:t xml:space="preserve">, bukan </w:t>
             </w:r>
             <w:r>
               <w:rPr>
@@ -7663,13 +7712,13 @@
                 <w:color w:val="3730A3"/>
                 <w:sz w:val="19"/>
               </w:rPr>
-              <w:t>12</w:t>
-            </w:r>
-            <w:r>
-              <w:rPr>
-                <w:sz w:val="19"/>
-              </w:rPr>
-              <w:t>)</w:t>
+              <w:t>07</w:t>
+            </w:r>
+            <w:r>
+              <w:rPr>
+                <w:sz w:val="19"/>
+              </w:rPr>
+              <w:t>) supaya sama dengan mode satu meja; urutan berkas di galeri dijaga lewat nama berkasnya</w:t>
             </w:r>
           </w:p>
         </w:tc>
@@ -7678,7 +7727,6 @@
         <w:tc>
           <w:tcPr>
             <w:tcW w:type="dxa" w:w="4929"/>
-            <w:shd w:val="clear" w:fill="F4F5FB"/>
           </w:tcPr>
           <w:p>
             <w:pPr>
@@ -7692,6 +7740,24 @@
             </w:r>
           </w:p>
         </w:tc>
+        <w:tc>
+          <w:tcPr>
+            <w:tcW w:type="dxa" w:w="4929"/>
+          </w:tcPr>
+          <w:p>
+            <w:pPr>
+              <w:spacing w:after="40" w:before="40"/>
+            </w:pPr>
+            <w:r>
+              <w:rPr>
+                <w:sz w:val="19"/>
+              </w:rPr>
+              <w:t>Kartunya bergaya KaataGo, memuat nama resto dan nomor meja</w:t>
+            </w:r>
+          </w:p>
+        </w:tc>
+      </w:tr>
+      <w:tr>
         <w:tc>
           <w:tcPr>
             <w:tcW w:type="dxa" w:w="4929"/>
@@ -7705,7 +7771,37 @@
               <w:rPr>
                 <w:sz w:val="19"/>
               </w:rPr>
-              <w:t>Kartunya bergaya KaataGo, memuat nama resto dan nomor meja</w:t>
+              <w:t>F-QR-05</w:t>
+            </w:r>
+          </w:p>
+        </w:tc>
+        <w:tc>
+          <w:tcPr>
+            <w:tcW w:type="dxa" w:w="4929"/>
+            <w:shd w:val="clear" w:fill="F4F5FB"/>
+          </w:tcPr>
+          <w:p>
+            <w:pPr>
+              <w:spacing w:after="40" w:before="40"/>
+            </w:pPr>
+            <w:r>
+              <w:rPr>
+                <w:sz w:val="19"/>
+              </w:rPr>
+              <w:t xml:space="preserve">Menyimpan ke galeri satuan maupun </w:t>
+            </w:r>
+            <w:r>
+              <w:rPr>
+                <w:b/>
+                <w:sz w:val="19"/>
+              </w:rPr>
+              <w:t>seluruhnya sekaligus</w:t>
+            </w:r>
+            <w:r>
+              <w:rPr>
+                <w:sz w:val="19"/>
+              </w:rPr>
+              <w:t>, dengan penghitung kemajuan</w:t>
             </w:r>
           </w:p>
         </w:tc>
@@ -7723,62 +7819,13 @@
               <w:rPr>
                 <w:sz w:val="19"/>
               </w:rPr>
-              <w:t>F-QR-05</w:t>
+              <w:t>F-QR-06</w:t>
             </w:r>
           </w:p>
         </w:tc>
         <w:tc>
           <w:tcPr>
             <w:tcW w:type="dxa" w:w="4929"/>
-          </w:tcPr>
-          <w:p>
-            <w:pPr>
-              <w:spacing w:after="40" w:before="40"/>
-            </w:pPr>
-            <w:r>
-              <w:rPr>
-                <w:sz w:val="19"/>
-              </w:rPr>
-              <w:t xml:space="preserve">Menyimpan ke galeri satuan maupun </w:t>
-            </w:r>
-            <w:r>
-              <w:rPr>
-                <w:b/>
-                <w:sz w:val="19"/>
-              </w:rPr>
-              <w:t>seluruhnya sekaligus</w:t>
-            </w:r>
-            <w:r>
-              <w:rPr>
-                <w:sz w:val="19"/>
-              </w:rPr>
-              <w:t>, dengan penghitung kemajuan</w:t>
-            </w:r>
-          </w:p>
-        </w:tc>
-      </w:tr>
-      <w:tr>
-        <w:tc>
-          <w:tcPr>
-            <w:tcW w:type="dxa" w:w="4929"/>
-            <w:shd w:val="clear" w:fill="F4F5FB"/>
-          </w:tcPr>
-          <w:p>
-            <w:pPr>
-              <w:spacing w:after="40" w:before="40"/>
-            </w:pPr>
-            <w:r>
-              <w:rPr>
-                <w:sz w:val="19"/>
-              </w:rPr>
-              <w:t>F-QR-06</w:t>
-            </w:r>
-          </w:p>
-        </w:tc>
-        <w:tc>
-          <w:tcPr>
-            <w:tcW w:type="dxa" w:w="4929"/>
-            <w:shd w:val="clear" w:fill="F4F5FB"/>
           </w:tcPr>
           <w:p>
             <w:pPr>
@@ -9884,7 +9931,7 @@
                 <w:b/>
                 <w:sz w:val="19"/>
               </w:rPr>
-              <w:t>Rentang nomor meja</w:t>
+              <w:t>Jumlah meja</w:t>
             </w:r>
           </w:p>
         </w:tc>
@@ -9901,7 +9948,7 @@
                 <w:b/>
                 <w:sz w:val="19"/>
               </w:rPr>
-              <w:t>4</w:t>
+              <w:t>3</w:t>
             </w:r>
             <w:r>
               <w:rPr>
@@ -9939,7 +9986,7 @@
               <w:rPr>
                 <w:sz w:val="19"/>
               </w:rPr>
-              <w:t>1 ≤ dari ≤ sampai; maksimal 100 baris</w:t>
+              <w:t>1 sampai 100</w:t>
             </w:r>
           </w:p>
         </w:tc>
@@ -12113,7 +12160,7 @@
                 <w:b/>
                 <w:sz w:val="19"/>
               </w:rPr>
-              <w:t>Nomor meja borongan berimbuhan nol</w:t>
+              <w:t>Maksimal 100 QR sekali buat</w:t>
             </w:r>
           </w:p>
         </w:tc>
@@ -12129,57 +12176,7 @@
               <w:rPr>
                 <w:sz w:val="19"/>
               </w:rPr>
-              <w:t xml:space="preserve">Rentang 1–12 menghasilkan </w:t>
-            </w:r>
-            <w:r>
-              <w:rPr>
-                <w:rFonts w:ascii="Consolas" w:hAnsi="Consolas"/>
-                <w:color w:val="3730A3"/>
-                <w:sz w:val="19"/>
-              </w:rPr>
-              <w:t>01</w:t>
-            </w:r>
-            <w:r>
-              <w:rPr>
-                <w:sz w:val="19"/>
-              </w:rPr>
-              <w:t>…</w:t>
-            </w:r>
-            <w:r>
-              <w:rPr>
-                <w:rFonts w:ascii="Consolas" w:hAnsi="Consolas"/>
-                <w:color w:val="3730A3"/>
-                <w:sz w:val="19"/>
-              </w:rPr>
-              <w:t>12</w:t>
-            </w:r>
-            <w:r>
-              <w:rPr>
-                <w:sz w:val="19"/>
-              </w:rPr>
-              <w:t xml:space="preserve">, bukan </w:t>
-            </w:r>
-            <w:r>
-              <w:rPr>
-                <w:rFonts w:ascii="Consolas" w:hAnsi="Consolas"/>
-                <w:color w:val="3730A3"/>
-                <w:sz w:val="19"/>
-              </w:rPr>
-              <w:t>1</w:t>
-            </w:r>
-            <w:r>
-              <w:rPr>
-                <w:sz w:val="19"/>
-              </w:rPr>
-              <w:t>…</w:t>
-            </w:r>
-            <w:r>
-              <w:rPr>
-                <w:rFonts w:ascii="Consolas" w:hAnsi="Consolas"/>
-                <w:color w:val="3730A3"/>
-                <w:sz w:val="19"/>
-              </w:rPr>
-              <w:t>12</w:t>
+              <w:t>Batas yang disengaja</w:t>
             </w:r>
           </w:p>
         </w:tc>
@@ -12199,7 +12196,7 @@
                 <w:b/>
                 <w:sz w:val="19"/>
               </w:rPr>
-              <w:t>Maksimal 100 QR sekali buat</w:t>
+              <w:t>Struk &amp; QR butuh internet saat dibuat</w:t>
             </w:r>
           </w:p>
         </w:tc>
@@ -12216,7 +12213,7 @@
               <w:rPr>
                 <w:sz w:val="19"/>
               </w:rPr>
-              <w:t>Batas yang disengaja</w:t>
+              <w:t>Dalam keadaan benar-benar luring, hurufnya jatuh ke font bawaan; bentuknya tetap benar</w:t>
             </w:r>
           </w:p>
         </w:tc>
@@ -12235,50 +12232,13 @@
                 <w:b/>
                 <w:sz w:val="19"/>
               </w:rPr>
-              <w:t>Struk &amp; QR butuh internet saat dibuat</w:t>
+              <w:t>Titik lokasi memakai layanan gratis</w:t>
             </w:r>
           </w:p>
         </w:tc>
         <w:tc>
           <w:tcPr>
             <w:tcW w:type="dxa" w:w="4929"/>
-          </w:tcPr>
-          <w:p>
-            <w:pPr>
-              <w:spacing w:after="40" w:before="40"/>
-            </w:pPr>
-            <w:r>
-              <w:rPr>
-                <w:sz w:val="19"/>
-              </w:rPr>
-              <w:t>Dalam keadaan benar-benar luring, hurufnya jatuh ke font bawaan; bentuknya tetap benar</w:t>
-            </w:r>
-          </w:p>
-        </w:tc>
-      </w:tr>
-      <w:tr>
-        <w:tc>
-          <w:tcPr>
-            <w:tcW w:type="dxa" w:w="4929"/>
-            <w:shd w:val="clear" w:fill="F4F5FB"/>
-          </w:tcPr>
-          <w:p>
-            <w:pPr>
-              <w:spacing w:after="40" w:before="40"/>
-            </w:pPr>
-            <w:r>
-              <w:rPr>
-                <w:b/>
-                <w:sz w:val="19"/>
-              </w:rPr>
-              <w:t>Titik lokasi memakai layanan gratis</w:t>
-            </w:r>
-          </w:p>
-        </w:tc>
-        <w:tc>
-          <w:tcPr>
-            <w:tcW w:type="dxa" w:w="4929"/>
-            <w:shd w:val="clear" w:fill="F4F5FB"/>
           </w:tcPr>
           <w:p>
             <w:pPr>

--- a/docs/FSD-KAATAGO.docx
+++ b/docs/FSD-KAATAGO.docx
@@ -142,7 +142,7 @@
               <w:rPr>
                 <w:sz w:val="20"/>
               </w:rPr>
-              <w:t>1.45.0 (build 88)</w:t>
+              <w:t>1.45.2 (build 90)</w:t>
             </w:r>
           </w:p>
         </w:tc>
@@ -17711,7 +17711,7 @@
                 <w:color w:val="6E728C"/>
                 <w:sz w:val="15"/>
               </w:rPr>
-              <w:t>Mode Terang 01</w:t>
+              <w:t>Halaman awal — pilih peran, pemilih tema, nomor versi</w:t>
             </w:r>
           </w:p>
         </w:tc>
@@ -17730,7 +17730,7 @@
                 <w:color w:val="6E728C"/>
                 <w:sz w:val="15"/>
               </w:rPr>
-              <w:t>Mode Terang 02</w:t>
+              <w:t>Tentang KaataGo — tautan situs dan ringkasan fitur tiap peran</w:t>
             </w:r>
           </w:p>
         </w:tc>
@@ -17749,7 +17749,7 @@
                 <w:color w:val="6E728C"/>
                 <w:sz w:val="15"/>
               </w:rPr>
-              <w:t>Mode Terang 03</w:t>
+              <w:t>Ajakan login; tamu memilih Lewati, Pesan Tanpa Login</w:t>
             </w:r>
           </w:p>
         </w:tc>
@@ -17920,7 +17920,7 @@
                 <w:color w:val="6E728C"/>
                 <w:sz w:val="15"/>
               </w:rPr>
-              <w:t>Mode Terang 04</w:t>
+              <w:t>Layar pembuka tamu — Scan QR Meja, Pilih Resto, dan Riwayat Pesanan Saya</w:t>
             </w:r>
           </w:p>
         </w:tc>
@@ -17939,7 +17939,7 @@
                 <w:color w:val="6E728C"/>
                 <w:sz w:val="15"/>
               </w:rPr>
-              <w:t>Mode Terang 05</w:t>
+              <w:t>Pilih Resto sebelum izin lokasi diberikan — hanya bagian Semua Resto</w:t>
             </w:r>
           </w:p>
         </w:tc>
@@ -17958,7 +17958,7 @@
                 <w:color w:val="6E728C"/>
                 <w:sz w:val="15"/>
               </w:rPr>
-              <w:t>Mode Terang 06</w:t>
+              <w:t>Layar yang sama setelah lokasi diketahui — bagian Terdekat muncul berikut jaraknya</w:t>
             </w:r>
           </w:p>
         </w:tc>
@@ -18129,7 +18129,7 @@
                 <w:color w:val="6E728C"/>
                 <w:sz w:val="15"/>
               </w:rPr>
-              <w:t>Mode Terang 07</w:t>
+              <w:t>Menu resto — banner promo, kategori terlipat, keranjang kosong</w:t>
             </w:r>
           </w:p>
         </w:tc>
@@ -18148,7 +18148,7 @@
                 <w:color w:val="6E728C"/>
                 <w:sz w:val="15"/>
               </w:rPr>
-              <w:t>Mode Terang 08</w:t>
+              <w:t>Dialog menu makanan — Level Pedas, catatan, jumlah, subtotal</w:t>
             </w:r>
           </w:p>
         </w:tc>
@@ -18167,7 +18167,7 @@
                 <w:color w:val="6E728C"/>
                 <w:sz w:val="15"/>
               </w:rPr>
-              <w:t>Mode Terang 09</w:t>
+              <w:t>Dialog menu minuman — tiga kelompok level: Gula, Es, dan Ukuran</w:t>
             </w:r>
           </w:p>
         </w:tc>
@@ -18338,7 +18338,7 @@
                 <w:color w:val="6E728C"/>
                 <w:sz w:val="15"/>
               </w:rPr>
-              <w:t>Mode Terang 10</w:t>
+              <w:t>Keranjang Take Away — nomor meja tidak diminta, nama pemesan wajib</w:t>
             </w:r>
           </w:p>
         </w:tc>
@@ -18357,7 +18357,7 @@
                 <w:color w:val="6E728C"/>
                 <w:sz w:val="15"/>
               </w:rPr>
-              <w:t>Mode Terang 11</w:t>
+              <w:t>Cara bayar Tunai dipilih — tombolnya berubah jadi Pesan &amp; Bayar di Kasir</w:t>
             </w:r>
           </w:p>
         </w:tc>
@@ -18376,7 +18376,7 @@
                 <w:color w:val="6E728C"/>
                 <w:sz w:val="15"/>
               </w:rPr>
-              <w:t>Mode Terang 12</w:t>
+              <w:t>Pesanan diterima — nomor pesanan untuk disebutkan di kasir dan hitung mundur 30 menit</w:t>
             </w:r>
           </w:p>
         </w:tc>
@@ -18479,7 +18479,7 @@
                 <w:color w:val="6E728C"/>
                 <w:sz w:val="15"/>
               </w:rPr>
-              <w:t>Mode Terang 13</w:t>
+              <w:t>Riwayat Saya milik tamu — peringatan bahwa riwayatnya hanya tersimpan di HP ini</w:t>
             </w:r>
           </w:p>
         </w:tc>
@@ -18687,7 +18687,7 @@
                 <w:color w:val="6E728C"/>
                 <w:sz w:val="15"/>
               </w:rPr>
-              <w:t>Mode Gelap 01</w:t>
+              <w:t>Halaman awal dengan tema Gelap aktif</w:t>
             </w:r>
           </w:p>
         </w:tc>
@@ -18706,7 +18706,7 @@
                 <w:color w:val="6E728C"/>
                 <w:sz w:val="15"/>
               </w:rPr>
-              <w:t>Mode Gelap 02</w:t>
+              <w:t>Layar pembuka tamu</w:t>
             </w:r>
           </w:p>
         </w:tc>
@@ -18725,7 +18725,7 @@
                 <w:color w:val="6E728C"/>
                 <w:sz w:val="15"/>
               </w:rPr>
-              <w:t>Mode Gelap 03</w:t>
+              <w:t>Pilih Resto — Terdekat dan Semua Resto</w:t>
             </w:r>
           </w:p>
         </w:tc>
@@ -18896,7 +18896,7 @@
                 <w:color w:val="6E728C"/>
                 <w:sz w:val="15"/>
               </w:rPr>
-              <w:t>Mode Gelap 04</w:t>
+              <w:t>Menu resto — banner promo dan kategori</w:t>
             </w:r>
           </w:p>
         </w:tc>
@@ -18915,7 +18915,7 @@
                 <w:color w:val="6E728C"/>
                 <w:sz w:val="15"/>
               </w:rPr>
-              <w:t>Mode Gelap 05</w:t>
+              <w:t>Dialog menu — deskripsi produk ikut tampil di bawah harganya</w:t>
             </w:r>
           </w:p>
         </w:tc>
@@ -18934,7 +18934,7 @@
                 <w:color w:val="6E728C"/>
                 <w:sz w:val="15"/>
               </w:rPr>
-              <w:t>Mode Gelap 06</w:t>
+              <w:t>Keranjang Dine In — nomor meja dan nama pemesan, rincian biaya service dan PPN</w:t>
             </w:r>
           </w:p>
         </w:tc>
@@ -19105,7 +19105,7 @@
                 <w:color w:val="6E728C"/>
                 <w:sz w:val="15"/>
               </w:rPr>
-              <w:t>Mode Gelap 07</w:t>
+              <w:t>Bayar dengan QRIS — kartu QR berbingkai, masa berlaku, simpan ke galeri</w:t>
             </w:r>
           </w:p>
         </w:tc>
@@ -19124,7 +19124,7 @@
                 <w:color w:val="6E728C"/>
                 <w:sz w:val="15"/>
               </w:rPr>
-              <w:t>Mode Gelap 08</w:t>
+              <w:t>Pembayaran berhasil berikut nomor pesanannya</w:t>
             </w:r>
           </w:p>
         </w:tc>
@@ -19143,7 +19143,7 @@
                 <w:color w:val="6E728C"/>
                 <w:sz w:val="15"/>
               </w:rPr>
-              <w:t>Mode Gelap 09</w:t>
+              <w:t>Pesanan Saya — status dapur dan pembayaran untuk sesi meja ini</w:t>
             </w:r>
           </w:p>
         </w:tc>
@@ -19976,7 +19976,7 @@
                 <w:color w:val="6E728C"/>
                 <w:sz w:val="15"/>
               </w:rPr>
-              <w:t>Terang — Halaman awal — pilih peran, pemilih tema (Terang aktif), nomor versi</w:t>
+              <w:t>Halaman awal — masuk sebagai Pelanggan</w:t>
             </w:r>
           </w:p>
         </w:tc>
@@ -19995,7 +19995,7 @@
                 <w:color w:val="6E728C"/>
                 <w:sz w:val="15"/>
               </w:rPr>
-              <w:t>Terang — Ajakan login Gmail; boleh dilewati dan tetap memesan sebagai tamu</w:t>
+              <w:t>Ajakan login Gmail, dengan pilihan "Lewati, Pesan Tanpa Login"</w:t>
             </w:r>
           </w:p>
         </w:tc>
@@ -20014,7 +20014,7 @@
                 <w:color w:val="6E728C"/>
                 <w:sz w:val="15"/>
               </w:rPr>
-              <w:t>Terang — Proses masuk akun Google</w:t>
+              <w:t>Menyiapkan data setelah login</w:t>
             </w:r>
           </w:p>
         </w:tc>
@@ -20185,7 +20185,7 @@
                 <w:color w:val="6E728C"/>
                 <w:sz w:val="15"/>
               </w:rPr>
-              <w:t>Terang — Menu utama pelanggan — Pesan, Profil, Riwayat, Kotak Masuk (3 belum dibaca), Tampilan, Tes Notifikasi, Keluar</w:t>
+              <w:t>Menu utama pelanggan — Pesan, Profil, Riwayat, Kotak Masuk, Tampilan, Tes Notifikasi, Keluar</w:t>
             </w:r>
           </w:p>
         </w:tc>
@@ -20204,7 +20204,7 @@
                 <w:color w:val="6E728C"/>
                 <w:sz w:val="15"/>
               </w:rPr>
-              <w:t>Terang — Mau Pesan Di Mana? — Scan QR Meja atau Pilih Resto</w:t>
+              <w:t>Mau Pesan Di Mana? — pemindai QR meja terbuka di bawah</w:t>
             </w:r>
           </w:p>
         </w:tc>
@@ -20223,7 +20223,7 @@
                 <w:color w:val="6E728C"/>
                 <w:sz w:val="15"/>
               </w:rPr>
-              <w:t>Terang — Layar yang sama tanpa bilah alat tangkapan layar</w:t>
+              <w:t>Mau Pesan Di Mana? — Scan QR Meja atau Pilih Resto</w:t>
             </w:r>
           </w:p>
         </w:tc>
@@ -20394,7 +20394,7 @@
                 <w:color w:val="6E728C"/>
                 <w:sz w:val="15"/>
               </w:rPr>
-              <w:t>Terang — Pilih Resto — pencarian, bagian Terdekat berikut jaraknya, lalu Semua Resto</w:t>
+              <w:t>Pilih Resto — daftar terdekat dengan jarak, lalu semua resto, bisa dicari</w:t>
             </w:r>
           </w:p>
         </w:tc>
@@ -20413,7 +20413,7 @@
                 <w:color w:val="6E728C"/>
                 <w:sz w:val="15"/>
               </w:rPr>
-              <w:t>Terang — Menu resto — banner promo di atas, kategori masih terlipat, keranjang kosong</w:t>
+              <w:t>Menu resto — banner promo di atas, kategori terlipat, keranjang masih kosong</w:t>
             </w:r>
           </w:p>
         </w:tc>
@@ -20432,7 +20432,7 @@
                 <w:color w:val="6E728C"/>
                 <w:sz w:val="15"/>
               </w:rPr>
-              <w:t>Terang — Kategori Makanan dibuka — kartu produk berfoto dan harga</w:t>
+              <w:t>Kategori Makanan terbuka — foto, nama, harga, tombol tambah</w:t>
             </w:r>
           </w:p>
         </w:tc>
@@ -20603,7 +20603,7 @@
                 <w:color w:val="6E728C"/>
                 <w:sz w:val="15"/>
               </w:rPr>
-              <w:t>Terang — Dialog tambah menu — pilihan Level Pedas, catatan, jumlah, subtotal</w:t>
+              <w:t>Detail menu — level pedas, catatan opsional, jumlah, subtotal</w:t>
             </w:r>
           </w:p>
         </w:tc>
@@ -20622,7 +20622,7 @@
                 <w:color w:val="6E728C"/>
                 <w:sz w:val="15"/>
               </w:rPr>
-              <w:t>Terang — Menu yang sudah masuk keranjang membawa lencana jumlah; bilah bawah menampilkan total</w:t>
+              <w:t>Menu setelah item ditambahkan — bilah keranjang muncul di bawah</w:t>
             </w:r>
           </w:p>
         </w:tc>
@@ -20641,7 +20641,7 @@
                 <w:color w:val="6E728C"/>
                 <w:sz w:val="15"/>
               </w:rPr>
-              <w:t>Terang — Keranjang — Dine In/Take Away, nomor meja dan nama wajib, rincian biaya, pilihan cara bayar</w:t>
+              <w:t>Keranjang — Dine In/Take Away, nomor meja &amp; nama wajib, rincian biaya service dan PPN, pilihan QRIS/Tunai</w:t>
             </w:r>
           </w:p>
         </w:tc>
@@ -20812,7 +20812,7 @@
                 <w:color w:val="6E728C"/>
                 <w:sz w:val="15"/>
               </w:rPr>
-              <w:t>Terang — Nomor meja terisi; tombol bayar aktif</w:t>
+              <w:t>Keranjang dengan nomor meja terisi</w:t>
             </w:r>
           </w:p>
         </w:tc>
@@ -20831,7 +20831,7 @@
                 <w:color w:val="6E728C"/>
                 <w:sz w:val="15"/>
               </w:rPr>
-              <w:t>Terang — Cara bayar Tunai dipilih — tombolnya berubah jadi Pesan &amp; Bayar di Kasir</w:t>
+              <w:t>Keranjang dengan cara bayar Tunai — tombol berubah jadi "Pesan &amp; Bayar di Kasir"</w:t>
             </w:r>
           </w:p>
         </w:tc>
@@ -20850,7 +20850,7 @@
                 <w:color w:val="6E728C"/>
                 <w:sz w:val="15"/>
               </w:rPr>
-              <w:t>Terang — Pesanan diterima — nomor pesanan, nominal, dan hitung mundur 30 menit</w:t>
+              <w:t>Pesanan Diterima (tunai) — nomor pesanan, nominal, hitung mundur 30 menit sebelum pesanan hangus</w:t>
             </w:r>
           </w:p>
         </w:tc>
@@ -21021,7 +21021,7 @@
                 <w:color w:val="6E728C"/>
                 <w:sz w:val="15"/>
               </w:rPr>
-              <w:t>Terang — Pesanan Saya — status dapur dan pembayaran, berikut tombol Batalkan Pesanan</w:t>
+              <w:t>Pesanan Saya — pesanan yang belum dibayar bisa dibatalkan sendiri</w:t>
             </w:r>
           </w:p>
         </w:tc>
@@ -21040,7 +21040,7 @@
                 <w:color w:val="6E728C"/>
                 <w:sz w:val="15"/>
               </w:rPr>
-              <w:t>Terang — Lengkapi Profil — foto, nama, email terkunci, nomor telepon opsional</w:t>
+              <w:t>Lengkapi Profil — foto, nama, email terkunci, nomor telepon opsional</w:t>
             </w:r>
           </w:p>
         </w:tc>
@@ -21059,7 +21059,7 @@
                 <w:color w:val="6E728C"/>
                 <w:sz w:val="15"/>
               </w:rPr>
-              <w:t>Terang — Riwayat Saya — pesanan lintas tanggal; yang belum dibayar masih bisa dibatalkan</w:t>
+              <w:t>Riwayat Saya — semua pesanan lintas resto, dengan tombol batal pada yang belum dibayar</w:t>
             </w:r>
           </w:p>
         </w:tc>
@@ -21245,7 +21245,7 @@
                 <w:color w:val="6E728C"/>
                 <w:sz w:val="15"/>
               </w:rPr>
-              <w:t>Gelap — Halaman awal — pemilih tema dengan Gelap aktif</w:t>
+              <w:t>Halaman awal dalam mode gelap</w:t>
             </w:r>
           </w:p>
         </w:tc>
@@ -21264,7 +21264,7 @@
                 <w:color w:val="6E728C"/>
                 <w:sz w:val="15"/>
               </w:rPr>
-              <w:t>Gelap — Tentang KaataGo — tautan situs dan ringkasan fitur per peran</w:t>
+              <w:t>Tentang KaataGo — tautan situs dan penjelasan fitur per peran</w:t>
             </w:r>
           </w:p>
         </w:tc>
@@ -21283,7 +21283,7 @@
                 <w:color w:val="6E728C"/>
                 <w:sz w:val="15"/>
               </w:rPr>
-              <w:t>Gelap — Ajakan login Gmail</w:t>
+              <w:t>Ajakan login Gmail dalam mode gelap</w:t>
             </w:r>
           </w:p>
         </w:tc>
@@ -21454,7 +21454,7 @@
                 <w:color w:val="6E728C"/>
                 <w:sz w:val="15"/>
               </w:rPr>
-              <w:t>Gelap — Menyiapkan akun lewat layanan Google</w:t>
+              <w:t>Menyiapkan data setelah login</w:t>
             </w:r>
           </w:p>
         </w:tc>
@@ -21473,7 +21473,7 @@
                 <w:color w:val="6E728C"/>
                 <w:sz w:val="15"/>
               </w:rPr>
-              <w:t>Gelap — Proses masuk berlanjut</w:t>
+              <w:t>Menyiapkan data (lanjutan)</w:t>
             </w:r>
           </w:p>
         </w:tc>
@@ -21492,7 +21492,7 @@
                 <w:color w:val="6E728C"/>
                 <w:sz w:val="15"/>
               </w:rPr>
-              <w:t>Gelap — Menu utama pelanggan</w:t>
+              <w:t>Menu utama pelanggan dalam mode gelap</w:t>
             </w:r>
           </w:p>
         </w:tc>
@@ -21663,7 +21663,7 @@
                 <w:color w:val="6E728C"/>
                 <w:sz w:val="15"/>
               </w:rPr>
-              <w:t>Gelap — Mau Pesan Di Mana?</w:t>
+              <w:t>Mau Pesan Di Mana?</w:t>
             </w:r>
           </w:p>
         </w:tc>
@@ -21682,7 +21682,7 @@
                 <w:color w:val="6E728C"/>
                 <w:sz w:val="15"/>
               </w:rPr>
-              <w:t>Gelap — Pilih Resto — Terdekat dan Semua Resto</w:t>
+              <w:t>Pilih Resto — daftar terdekat dan semua resto</w:t>
             </w:r>
           </w:p>
         </w:tc>
@@ -21701,7 +21701,7 @@
                 <w:color w:val="6E728C"/>
                 <w:sz w:val="15"/>
               </w:rPr>
-              <w:t>Gelap — Menu resto — banner promo dan kategori</w:t>
+              <w:t>Menu resto dengan banner promo — banner ikut tergulir bersama daftar menu</w:t>
             </w:r>
           </w:p>
         </w:tc>
@@ -21872,7 +21872,7 @@
                 <w:color w:val="6E728C"/>
                 <w:sz w:val="15"/>
               </w:rPr>
-              <w:t>Gelap — Banner promo dibuka — gambarnya tampil utuh berikut judul dan keterangannya</w:t>
+              <w:t>Banner promo diketuk — syarat dan periode promonya dibuka penuh</w:t>
             </w:r>
           </w:p>
         </w:tc>
@@ -21891,7 +21891,7 @@
                 <w:color w:val="6E728C"/>
                 <w:sz w:val="15"/>
               </w:rPr>
-              <w:t>Gelap — Kategori Makanan dibuka</w:t>
+              <w:t>Kategori Makanan terbuka</w:t>
             </w:r>
           </w:p>
         </w:tc>
@@ -21910,7 +21910,7 @@
                 <w:color w:val="6E728C"/>
                 <w:sz w:val="15"/>
               </w:rPr>
-              <w:t>Gelap — Kategori Minuman dibuka — banner ikut tergulir bersama menunya</w:t>
+              <w:t>Kategori Minuman terbuka</w:t>
             </w:r>
           </w:p>
         </w:tc>
@@ -22081,7 +22081,7 @@
                 <w:color w:val="6E728C"/>
                 <w:sz w:val="15"/>
               </w:rPr>
-              <w:t>Gelap — Keranjang dua menu — masing-masing membawa level yang dipilih</w:t>
+              <w:t>Keranjang berisi dua item, lengkap dengan pilihan level per item</w:t>
             </w:r>
           </w:p>
         </w:tc>
@@ -22100,7 +22100,7 @@
                 <w:color w:val="6E728C"/>
                 <w:sz w:val="15"/>
               </w:rPr>
-              <w:t>Gelap — Bayar dengan QRIS — kartu QR berbingkai KaataGo, masa berlaku, simpan ke galeri</w:t>
+              <w:t>Bayar dengan QRIS — QR berbingkai KaataGo, hitung mundur, simpan ke galeri</w:t>
             </w:r>
           </w:p>
         </w:tc>
@@ -22119,7 +22119,7 @@
                 <w:color w:val="6E728C"/>
                 <w:sz w:val="15"/>
               </w:rPr>
-              <w:t>Gelap — Pembayaran berhasil berikut nomor pesanannya</w:t>
+              <w:t>Pembayaran Berhasil — pesanan diteruskan ke kasir</w:t>
             </w:r>
           </w:p>
         </w:tc>
@@ -22290,7 +22290,7 @@
                 <w:color w:val="6E728C"/>
                 <w:sz w:val="15"/>
               </w:rPr>
-              <w:t>Gelap — Struk pembayaran — rincian menu, biaya service, PPN, dan cara bayar</w:t>
+              <w:t>Struk Pembayaran — rincian item, biaya service, PPN, metode; bisa disimpan atau dibagikan</w:t>
             </w:r>
           </w:p>
         </w:tc>
@@ -22309,7 +22309,7 @@
                 <w:color w:val="6E728C"/>
                 <w:sz w:val="15"/>
               </w:rPr>
-              <w:t>Gelap — Pesanan Saya</w:t>
+              <w:t>Pesanan Saya — status dapur dan status bayar terpisah, termasuk yang dibatalkan</w:t>
             </w:r>
           </w:p>
         </w:tc>
@@ -22328,7 +22328,7 @@
                 <w:color w:val="6E728C"/>
                 <w:sz w:val="15"/>
               </w:rPr>
-              <w:t>Gelap — Lengkapi Profil</w:t>
+              <w:t>Lengkapi Profil dalam mode gelap</w:t>
             </w:r>
           </w:p>
         </w:tc>
@@ -22499,7 +22499,7 @@
                 <w:color w:val="6E728C"/>
                 <w:sz w:val="15"/>
               </w:rPr>
-              <w:t>Gelap — Riwayat Saya</w:t>
+              <w:t>Riwayat Saya dalam mode gelap</w:t>
             </w:r>
           </w:p>
         </w:tc>
@@ -22518,7 +22518,7 @@
                 <w:color w:val="6E728C"/>
                 <w:sz w:val="15"/>
               </w:rPr>
-              <w:t>Gelap — Kotak Masuk — tab Update Aplikasi berisi pemberitahuan versi</w:t>
+              <w:t>Kotak Masuk pelanggan — tab Update Aplikasi dan General, yang belum dibaca bertanda titik</w:t>
             </w:r>
           </w:p>
         </w:tc>
@@ -22537,7 +22537,7 @@
                 <w:color w:val="6E728C"/>
                 <w:sz w:val="15"/>
               </w:rPr>
-              <w:t>Gelap — Dialog Tampilan — pilihannya menyusut jadi ikon saja karena ruangnya sempit</w:t>
+              <w:t>Pemilih tampilan: terang, gelap, atau ikut setelan HP — berlaku di perangkat ini saja</w:t>
             </w:r>
           </w:p>
         </w:tc>
@@ -22640,7 +22640,7 @@
                 <w:color w:val="6E728C"/>
                 <w:sz w:val="15"/>
               </w:rPr>
-              <w:t>Gelap — Konfirmasi keluar akun</w:t>
+              <w:t>Konfirmasi keluar dari akun</w:t>
             </w:r>
           </w:p>
         </w:tc>
@@ -22856,7 +22856,7 @@
                 <w:color w:val="6E728C"/>
                 <w:sz w:val="15"/>
               </w:rPr>
-              <w:t>Mode Terang 01</w:t>
+              <w:t>Halaman awal — masuk sebagai Karyawan Resto</w:t>
             </w:r>
           </w:p>
         </w:tc>
@@ -22875,7 +22875,7 @@
                 <w:color w:val="6E728C"/>
                 <w:sz w:val="15"/>
               </w:rPr>
-              <w:t>Mode Terang 02</w:t>
+              <w:t>Memilih akun Google karyawan</w:t>
             </w:r>
           </w:p>
         </w:tc>
@@ -22894,7 +22894,7 @@
                 <w:color w:val="6E728C"/>
                 <w:sz w:val="15"/>
               </w:rPr>
-              <w:t>Mode Terang 03</w:t>
+              <w:t>Menu kasir — Input Pesanan, Pending Payment (2 menunggu), Riwayat Kasir, Saldo, Setor, Kotak Masuk, Diskon</w:t>
             </w:r>
           </w:p>
         </w:tc>
@@ -23065,7 +23065,7 @@
                 <w:color w:val="6E728C"/>
                 <w:sz w:val="15"/>
               </w:rPr>
-              <w:t>Mode Terang 04</w:t>
+              <w:t>Input Pesanan — kategori Makanan terbuka; angka di pojok kartu adalah sisa stok</w:t>
             </w:r>
           </w:p>
         </w:tc>
@@ -23084,7 +23084,7 @@
                 <w:color w:val="6E728C"/>
                 <w:sz w:val="15"/>
               </w:rPr>
-              <w:t>Mode Terang 05</w:t>
+              <w:t>Kategori Minuman ikut terbuka</w:t>
             </w:r>
           </w:p>
         </w:tc>
@@ -23103,7 +23103,7 @@
                 <w:color w:val="6E728C"/>
                 <w:sz w:val="15"/>
               </w:rPr>
-              <w:t>Mode Terang 06</w:t>
+              <w:t>Checkout — tombol bayar mati sampai nomor meja diisi; diskon sudah terhitung dan menurunkan nominal DIBAYAR</w:t>
             </w:r>
           </w:p>
         </w:tc>
@@ -23274,7 +23274,7 @@
                 <w:color w:val="6E728C"/>
                 <w:sz w:val="15"/>
               </w:rPr>
-              <w:t>Mode Terang 07</w:t>
+              <w:t>Nomor meja dan nama pelanggan terisi — ketiga tombol pembayaran menyala</w:t>
             </w:r>
           </w:p>
         </w:tc>
@@ -23293,7 +23293,7 @@
                 <w:color w:val="6E728C"/>
                 <w:sz w:val="15"/>
               </w:rPr>
-              <w:t>Mode Terang 08</w:t>
+              <w:t>Bayar dengan QRIS di meja kasir — QR berbingkai KaataGo dan tombol Cetak QR untuk Customer</w:t>
             </w:r>
           </w:p>
         </w:tc>
@@ -23312,7 +23312,7 @@
                 <w:color w:val="6E728C"/>
                 <w:sz w:val="15"/>
               </w:rPr>
-              <w:t>Mode Terang 09</w:t>
+              <w:t>Pembayaran berhasil — struk lengkap berikut nama kasirnya, siap dicetak</w:t>
             </w:r>
           </w:p>
         </w:tc>
@@ -23483,7 +23483,7 @@
                 <w:color w:val="6E728C"/>
                 <w:sz w:val="15"/>
               </w:rPr>
-              <w:t>Mode Terang 10</w:t>
+              <w:t>Pending Payment — dua pesanan menunggu, masing-masing dengan sisa waktu bayarnya</w:t>
             </w:r>
           </w:p>
         </w:tc>
@@ -23502,7 +23502,7 @@
                 <w:color w:val="6E728C"/>
                 <w:sz w:val="15"/>
               </w:rPr>
-              <w:t>Mode Terang 11</w:t>
+              <w:t>Memilih cara terima pembayaran: Tunai, QRIS, atau Transfer</w:t>
             </w:r>
           </w:p>
         </w:tc>
@@ -23521,7 +23521,7 @@
                 <w:color w:val="6E728C"/>
                 <w:sz w:val="15"/>
               </w:rPr>
-              <w:t>Mode Terang 12</w:t>
+              <w:t>Dialog pembayaran tunai — pilihan nominal cepat; tombol terima mati selama uangnya kurang</w:t>
             </w:r>
           </w:p>
         </w:tc>
@@ -23692,7 +23692,7 @@
                 <w:color w:val="6E728C"/>
                 <w:sz w:val="15"/>
               </w:rPr>
-              <w:t>Mode Terang 13</w:t>
+              <w:t>Uang diterima diisi — kembaliannya dihitung otomatis</w:t>
             </w:r>
           </w:p>
         </w:tc>
@@ -23711,7 +23711,7 @@
                 <w:color w:val="6E728C"/>
                 <w:sz w:val="15"/>
               </w:rPr>
-              <w:t>Mode Terang 14</w:t>
+              <w:t>Pesanan lunas hilang dari antrean; pemberitahuan menyebutkan kembaliannya</w:t>
             </w:r>
           </w:p>
         </w:tc>
@@ -23730,7 +23730,7 @@
                 <w:color w:val="6E728C"/>
                 <w:sz w:val="15"/>
               </w:rPr>
-              <w:t>Mode Terang 15</w:t>
+              <w:t>Riwayat Kasir — rekap per hari berikut rincian per cara bayar dan tombol cetak ulang struk</w:t>
             </w:r>
           </w:p>
         </w:tc>
@@ -23901,7 +23901,7 @@
                 <w:color w:val="6E728C"/>
                 <w:sz w:val="15"/>
               </w:rPr>
-              <w:t>Mode Terang 16</w:t>
+              <w:t>Saldo &amp; Pengeluaran — saldo total, saldo cash dan non-cash, petty cash, rekening resto</w:t>
             </w:r>
           </w:p>
         </w:tc>
@@ -23920,7 +23920,7 @@
                 <w:color w:val="6E728C"/>
                 <w:sz w:val="15"/>
               </w:rPr>
-              <w:t>Mode Terang 17</w:t>
+              <w:t>Setor Saldo Cash — tunai di laci berikut rinciannya dan riwayat setoran</w:t>
             </w:r>
           </w:p>
         </w:tc>
@@ -23939,7 +23939,7 @@
                 <w:color w:val="6E728C"/>
                 <w:sz w:val="15"/>
               </w:rPr>
-              <w:t>Mode Terang 18</w:t>
+              <w:t>Diskon — kartu promo berikut lencana Berjalan dan masa berlakunya</w:t>
             </w:r>
           </w:p>
         </w:tc>
@@ -24125,7 +24125,7 @@
                 <w:color w:val="6E728C"/>
                 <w:sz w:val="15"/>
               </w:rPr>
-              <w:t>Mode Gelap 01</w:t>
+              <w:t>Halaman awal, tema gelap</w:t>
             </w:r>
           </w:p>
         </w:tc>
@@ -24144,7 +24144,7 @@
                 <w:color w:val="6E728C"/>
                 <w:sz w:val="15"/>
               </w:rPr>
-              <w:t>Mode Gelap 02</w:t>
+              <w:t>Memilih akun Google karyawan</w:t>
             </w:r>
           </w:p>
         </w:tc>
@@ -24163,7 +24163,7 @@
                 <w:color w:val="6E728C"/>
                 <w:sz w:val="15"/>
               </w:rPr>
-              <w:t>Mode Gelap 03</w:t>
+              <w:t>Menu kasir</w:t>
             </w:r>
           </w:p>
         </w:tc>
@@ -24334,7 +24334,7 @@
                 <w:color w:val="6E728C"/>
                 <w:sz w:val="15"/>
               </w:rPr>
-              <w:t>Mode Gelap 04</w:t>
+              <w:t>Input Pesanan — kategori masih terlipat</w:t>
             </w:r>
           </w:p>
         </w:tc>
@@ -24353,7 +24353,7 @@
                 <w:color w:val="6E728C"/>
                 <w:sz w:val="15"/>
               </w:rPr>
-              <w:t>Mode Gelap 05</w:t>
+              <w:t>Kedua kategori terbuka berikut sisa stok tiap menu</w:t>
             </w:r>
           </w:p>
         </w:tc>
@@ -24372,7 +24372,7 @@
                 <w:color w:val="6E728C"/>
                 <w:sz w:val="15"/>
               </w:rPr>
-              <w:t>Mode Gelap 06</w:t>
+              <w:t>Dialog menu — deskripsi, sisa stok, level, catatan, dan jumlah</w:t>
             </w:r>
           </w:p>
         </w:tc>
@@ -24543,7 +24543,7 @@
                 <w:color w:val="6E728C"/>
                 <w:sz w:val="15"/>
               </w:rPr>
-              <w:t>Mode Gelap 07</w:t>
+              <w:t>Dialog minuman — tiga kelompok level sekaligus</w:t>
             </w:r>
           </w:p>
         </w:tc>
@@ -24562,7 +24562,7 @@
                 <w:color w:val="6E728C"/>
                 <w:sz w:val="15"/>
               </w:rPr>
-              <w:t>Mode Gelap 08</w:t>
+              <w:t>Checkout Dine In — tombol bayar mati sebelum nomor meja diisi</w:t>
             </w:r>
           </w:p>
         </w:tc>
@@ -24581,7 +24581,7 @@
                 <w:color w:val="6E728C"/>
                 <w:sz w:val="15"/>
               </w:rPr>
-              <w:t>Mode Gelap 09</w:t>
+              <w:t>Checkout Take Away — yang diminta nama pelanggan, bukan nomor meja</w:t>
             </w:r>
           </w:p>
         </w:tc>
@@ -24752,7 +24752,7 @@
                 <w:color w:val="6E728C"/>
                 <w:sz w:val="15"/>
               </w:rPr>
-              <w:t>Mode Gelap 10</w:t>
+              <w:t>Nama pelanggan terisi — tombol pembayaran menyala</w:t>
             </w:r>
           </w:p>
         </w:tc>
@@ -24771,7 +24771,7 @@
                 <w:color w:val="6E728C"/>
                 <w:sz w:val="15"/>
               </w:rPr>
-              <w:t>Mode Gelap 11</w:t>
+              <w:t>Dialog pembayaran tunai — papan angka terbuka, tombol terima masih mati</w:t>
             </w:r>
           </w:p>
         </w:tc>
@@ -24790,7 +24790,7 @@
                 <w:color w:val="6E728C"/>
                 <w:sz w:val="15"/>
               </w:rPr>
-              <w:t>Mode Gelap 12</w:t>
+              <w:t>Uang diterima diisi — kembalian muncul dan tombol terima menyala</w:t>
             </w:r>
           </w:p>
         </w:tc>
@@ -24961,7 +24961,7 @@
                 <w:color w:val="6E728C"/>
                 <w:sz w:val="15"/>
               </w:rPr>
-              <w:t>Mode Gelap 13</w:t>
+              <w:t>Dialog yang sama dilihat utuh</w:t>
             </w:r>
           </w:p>
         </w:tc>
@@ -24980,7 +24980,7 @@
                 <w:color w:val="6E728C"/>
                 <w:sz w:val="15"/>
               </w:rPr>
-              <w:t>Mode Gelap 14</w:t>
+              <w:t>Kembalian Rp 38.950 untuk uang Rp 100.000</w:t>
             </w:r>
           </w:p>
         </w:tc>
@@ -24999,7 +24999,7 @@
                 <w:color w:val="6E728C"/>
                 <w:sz w:val="15"/>
               </w:rPr>
-              <w:t>Mode Gelap 15</w:t>
+              <w:t>Struk — memuat uang bayar dan kembaliannya</w:t>
             </w:r>
           </w:p>
         </w:tc>
@@ -25170,7 +25170,7 @@
                 <w:color w:val="6E728C"/>
                 <w:sz w:val="15"/>
               </w:rPr>
-              <w:t>Mode Gelap 16</w:t>
+              <w:t>Layar pelanggan setelah memilih bayar tunai — nomor pesanan dan hitung mundur</w:t>
             </w:r>
           </w:p>
         </w:tc>
@@ -25189,7 +25189,7 @@
                 <w:color w:val="6E728C"/>
                 <w:sz w:val="15"/>
               </w:rPr>
-              <w:t>Mode Gelap 17</w:t>
+              <w:t>Menu kasir — penanda Pending Payment berubah jadi 1</w:t>
             </w:r>
           </w:p>
         </w:tc>
@@ -25208,7 +25208,7 @@
                 <w:color w:val="6E728C"/>
                 <w:sz w:val="15"/>
               </w:rPr>
-              <w:t>Mode Gelap 18</w:t>
+              <w:t>Pending Payment — satu pesanan tamu menunggu dibayar</w:t>
             </w:r>
           </w:p>
         </w:tc>
@@ -25379,7 +25379,7 @@
                 <w:color w:val="6E728C"/>
                 <w:sz w:val="15"/>
               </w:rPr>
-              <w:t>Mode Gelap 19</w:t>
+              <w:t>Rincian pesanan sebelum uangnya diterima</w:t>
             </w:r>
           </w:p>
         </w:tc>
@@ -25398,7 +25398,7 @@
                 <w:color w:val="6E728C"/>
                 <w:sz w:val="15"/>
               </w:rPr>
-              <w:t>Mode Gelap 20</w:t>
+              <w:t>Memilih cara terima pembayaran</w:t>
             </w:r>
           </w:p>
         </w:tc>
@@ -25417,7 +25417,7 @@
                 <w:color w:val="6E728C"/>
                 <w:sz w:val="15"/>
               </w:rPr>
-              <w:t>Mode Gelap 21</w:t>
+              <w:t>Dialog pembayaran tunai untuk pesanan dari HP pelanggan</w:t>
             </w:r>
           </w:p>
         </w:tc>
@@ -25588,7 +25588,7 @@
                 <w:color w:val="6E728C"/>
                 <w:sz w:val="15"/>
               </w:rPr>
-              <w:t>Mode Gelap 22</w:t>
+              <w:t>Uang diterima diisi berikut kembaliannya</w:t>
             </w:r>
           </w:p>
         </w:tc>
@@ -25607,7 +25607,7 @@
                 <w:color w:val="6E728C"/>
                 <w:sz w:val="15"/>
               </w:rPr>
-              <w:t>Mode Gelap 23</w:t>
+              <w:t>Antrean kosong setelah dilunasi</w:t>
             </w:r>
           </w:p>
         </w:tc>
@@ -25626,7 +25626,7 @@
                 <w:color w:val="6E728C"/>
                 <w:sz w:val="15"/>
               </w:rPr>
-              <w:t>Mode Gelap 24</w:t>
+              <w:t>Riwayat Kasir — pesanan tadi ikut masuk rekap hari ini</w:t>
             </w:r>
           </w:p>
         </w:tc>
@@ -25797,7 +25797,7 @@
                 <w:color w:val="6E728C"/>
                 <w:sz w:val="15"/>
               </w:rPr>
-              <w:t>Mode Gelap 25</w:t>
+              <w:t>Saldo &amp; Pengeluaran</w:t>
             </w:r>
           </w:p>
         </w:tc>
@@ -25816,7 +25816,7 @@
                 <w:color w:val="6E728C"/>
                 <w:sz w:val="15"/>
               </w:rPr>
-              <w:t>Mode Gelap 26</w:t>
+              <w:t>Top Up Petty Cash — kasir mengajukan, menunggu persetujuan Finance</w:t>
             </w:r>
           </w:p>
         </w:tc>
@@ -25835,7 +25835,7 @@
                 <w:color w:val="6E728C"/>
                 <w:sz w:val="15"/>
               </w:rPr>
-              <w:t>Mode Gelap 27</w:t>
+              <w:t>Pengajuan tercatat sebagai Pending dan ditandai di kartu Petty Cash</w:t>
             </w:r>
           </w:p>
         </w:tc>
@@ -26006,7 +26006,7 @@
                 <w:color w:val="6E728C"/>
                 <w:sz w:val="15"/>
               </w:rPr>
-              <w:t>Mode Gelap 28</w:t>
+              <w:t>Setor Saldo Cash — tunai di laci berikut rinciannya</w:t>
             </w:r>
           </w:p>
         </w:tc>
@@ -26025,7 +26025,7 @@
                 <w:color w:val="6E728C"/>
                 <w:sz w:val="15"/>
               </w:rPr>
-              <w:t>Mode Gelap 29</w:t>
+              <w:t>Formulir setoran — rekening tujuan terisi dari Pengaturan Pembayaran, bukti bisa dilampirkan</w:t>
             </w:r>
           </w:p>
         </w:tc>
@@ -26044,7 +26044,7 @@
                 <w:color w:val="6E728C"/>
                 <w:sz w:val="15"/>
               </w:rPr>
-              <w:t>Mode Gelap 30</w:t>
+              <w:t>Setoran tercatat Pending dan mengurangi tunai di laci</w:t>
             </w:r>
           </w:p>
         </w:tc>
@@ -26181,7 +26181,7 @@
                 <w:color w:val="6E728C"/>
                 <w:sz w:val="15"/>
               </w:rPr>
-              <w:t>Mode Gelap 31</w:t>
+              <w:t>Diskon — daftar promo resto</w:t>
             </w:r>
           </w:p>
         </w:tc>
@@ -26200,7 +26200,7 @@
                 <w:color w:val="6E728C"/>
                 <w:sz w:val="15"/>
               </w:rPr>
-              <w:t>Mode Gelap 32</w:t>
+              <w:t>Ubah Diskon — dasar promo, potongan, dan masa berlakunya</w:t>
             </w:r>
           </w:p>
         </w:tc>
@@ -26405,7 +26405,7 @@
                 <w:color w:val="6E728C"/>
                 <w:sz w:val="15"/>
               </w:rPr>
-              <w:t>Mode Terang 01</w:t>
+              <w:t>Halaman awal</w:t>
             </w:r>
           </w:p>
         </w:tc>
@@ -26424,7 +26424,7 @@
                 <w:color w:val="6E728C"/>
                 <w:sz w:val="15"/>
               </w:rPr>
-              <w:t>Mode Terang 02</w:t>
+              <w:t>Masuk sebagai karyawan</w:t>
             </w:r>
           </w:p>
         </w:tc>
@@ -26443,7 +26443,7 @@
                 <w:color w:val="6E728C"/>
                 <w:sz w:val="15"/>
               </w:rPr>
-              <w:t>Mode Terang 03</w:t>
+              <w:t>Tab Menunggu Bayar — kosong; pesanan yang belum dibayar berhenti di sini, bukan di antrean masak</w:t>
             </w:r>
           </w:p>
         </w:tc>
@@ -26614,7 +26614,7 @@
                 <w:color w:val="6E728C"/>
                 <w:sz w:val="15"/>
               </w:rPr>
-              <w:t>Mode Terang 04</w:t>
+              <w:t>Tab Baru — pesanan siap dimasak, dikelompokkan Dine In dan Take Away, berikut tombol Mulai Masak</w:t>
             </w:r>
           </w:p>
         </w:tc>
@@ -26633,7 +26633,7 @@
                 <w:color w:val="6E728C"/>
                 <w:sz w:val="15"/>
               </w:rPr>
-              <w:t>Mode Terang 05</w:t>
+              <w:t>Tab Diproses — belum ada yang dikerjakan</w:t>
             </w:r>
           </w:p>
         </w:tc>
@@ -26652,7 +26652,7 @@
                 <w:color w:val="6E728C"/>
                 <w:sz w:val="15"/>
               </w:rPr>
-              <w:t>Mode Terang 06</w:t>
+              <w:t>Tab Selesai — dikelompokkan per tanggal dan tertutup secara bawaan</w:t>
             </w:r>
           </w:p>
         </w:tc>
@@ -26823,7 +26823,7 @@
                 <w:color w:val="6E728C"/>
                 <w:sz w:val="15"/>
               </w:rPr>
-              <w:t>Mode Terang 07</w:t>
+              <w:t>Pesanan berpindah ke Diproses — tombolnya berubah jadi Cek Menu &amp; Selesai</w:t>
             </w:r>
           </w:p>
         </w:tc>
@@ -26842,7 +26842,7 @@
                 <w:color w:val="6E728C"/>
                 <w:sz w:val="15"/>
               </w:rPr>
-              <w:t>Mode Terang 08</w:t>
+              <w:t>Daftar centang per menu — seluruhnya tercentang, pesanan siap ditutup</w:t>
             </w:r>
           </w:p>
         </w:tc>
@@ -26861,7 +26861,7 @@
                 <w:color w:val="6E728C"/>
                 <w:sz w:val="15"/>
               </w:rPr>
-              <w:t>Mode Terang 09</w:t>
+              <w:t>Tab Selesai — pesanan hari ini beserta rinciannya</w:t>
             </w:r>
           </w:p>
         </w:tc>
@@ -27047,7 +27047,7 @@
                 <w:color w:val="6E728C"/>
                 <w:sz w:val="15"/>
               </w:rPr>
-              <w:t>Mode Gelap 01</w:t>
+              <w:t>Halaman awal, tema gelap</w:t>
             </w:r>
           </w:p>
         </w:tc>
@@ -27066,7 +27066,7 @@
                 <w:color w:val="6E728C"/>
                 <w:sz w:val="15"/>
               </w:rPr>
-              <w:t>Mode Gelap 02</w:t>
+              <w:t>Masuk sebagai karyawan</w:t>
             </w:r>
           </w:p>
         </w:tc>
@@ -27085,7 +27085,7 @@
                 <w:color w:val="6E728C"/>
                 <w:sz w:val="15"/>
               </w:rPr>
-              <w:t>Mode Gelap 03</w:t>
+              <w:t>Tab Menunggu Bayar</w:t>
             </w:r>
           </w:p>
         </w:tc>
@@ -27256,7 +27256,7 @@
                 <w:color w:val="6E728C"/>
                 <w:sz w:val="15"/>
               </w:rPr>
-              <w:t>Mode Gelap 04</w:t>
+              <w:t>Tab Baru — dua pesanan menunggu dimasak</w:t>
             </w:r>
           </w:p>
         </w:tc>
@@ -27275,7 +27275,7 @@
                 <w:color w:val="6E728C"/>
                 <w:sz w:val="15"/>
               </w:rPr>
-              <w:t>Mode Gelap 05</w:t>
+              <w:t>Tab Diproses</w:t>
             </w:r>
           </w:p>
         </w:tc>
@@ -27294,7 +27294,7 @@
                 <w:color w:val="6E728C"/>
                 <w:sz w:val="15"/>
               </w:rPr>
-              <w:t>Mode Gelap 06</w:t>
+              <w:t>Daftar centang — baru sebagian dicentang, tombolnya jadi Simpan Progres</w:t>
             </w:r>
           </w:p>
         </w:tc>
@@ -27431,7 +27431,7 @@
                 <w:color w:val="6E728C"/>
                 <w:sz w:val="15"/>
               </w:rPr>
-              <w:t>Mode Gelap 07</w:t>
+              <w:t>Seluruh menu tercentang — tombolnya berubah jadi Tandai Pesanan Selesai</w:t>
             </w:r>
           </w:p>
         </w:tc>
@@ -27450,7 +27450,7 @@
                 <w:color w:val="6E728C"/>
                 <w:sz w:val="15"/>
               </w:rPr>
-              <w:t>Mode Gelap 08</w:t>
+              <w:t>Tab Selesai</w:t>
             </w:r>
           </w:p>
         </w:tc>
@@ -27655,7 +27655,7 @@
                 <w:color w:val="6E728C"/>
                 <w:sz w:val="15"/>
               </w:rPr>
-              <w:t>Mode Terang 01</w:t>
+              <w:t>Halaman awal</w:t>
             </w:r>
           </w:p>
         </w:tc>
@@ -27674,7 +27674,7 @@
                 <w:color w:val="6E728C"/>
                 <w:sz w:val="15"/>
               </w:rPr>
-              <w:t>Mode Terang 02</w:t>
+              <w:t>Masuk sebagai karyawan</w:t>
             </w:r>
           </w:p>
         </w:tc>
@@ -27693,7 +27693,7 @@
                 <w:color w:val="6E728C"/>
                 <w:sz w:val="15"/>
               </w:rPr>
-              <w:t>Mode Terang 03</w:t>
+              <w:t>Menu admin — Kasir, Kelola Produk, Pesanan Masuk, Pending Payment, Riwayat Kasir, Pengaturan, Saldo</w:t>
             </w:r>
           </w:p>
         </w:tc>
@@ -27864,7 +27864,7 @@
                 <w:color w:val="6E728C"/>
                 <w:sz w:val="15"/>
               </w:rPr>
-              <w:t>Mode Terang 04</w:t>
+              <w:t>Kelola Produk tab Produk — saklar di tiap baris menandai habis tanpa membuka formulirnya</w:t>
             </w:r>
           </w:p>
         </w:tc>
@@ -27883,7 +27883,7 @@
                 <w:color w:val="6E728C"/>
                 <w:sz w:val="15"/>
               </w:rPr>
-              <w:t>Mode Terang 05</w:t>
+              <w:t>Tab Kategori</w:t>
             </w:r>
           </w:p>
         </w:tc>
@@ -27902,7 +27902,7 @@
                 <w:color w:val="6E728C"/>
                 <w:sz w:val="15"/>
               </w:rPr>
-              <w:t>Mode Terang 06</w:t>
+              <w:t>Tab Level — lima kelompok bawaan berikut pilihannya, bisa diubah dan ditambah</w:t>
             </w:r>
           </w:p>
         </w:tc>
@@ -28073,7 +28073,7 @@
                 <w:color w:val="6E728C"/>
                 <w:sz w:val="15"/>
               </w:rPr>
-              <w:t>Mode Terang 07</w:t>
+              <w:t>Pending Payment — admin memegang antrean yang sama dengan kasir</w:t>
             </w:r>
           </w:p>
         </w:tc>
@@ -28092,7 +28092,7 @@
                 <w:color w:val="6E728C"/>
                 <w:sz w:val="15"/>
               </w:rPr>
-              <w:t>Mode Terang 08</w:t>
+              <w:t>Memilih cara terima pembayaran</w:t>
             </w:r>
           </w:p>
         </w:tc>
@@ -28111,7 +28111,7 @@
                 <w:color w:val="6E728C"/>
                 <w:sz w:val="15"/>
               </w:rPr>
-              <w:t>Mode Terang 09</w:t>
+              <w:t>Pelunasan lewat QRIS — QR-nya bisa dicetak untuk diserahkan ke pelanggan</w:t>
             </w:r>
           </w:p>
         </w:tc>
@@ -28282,7 +28282,7 @@
                 <w:color w:val="6E728C"/>
                 <w:sz w:val="15"/>
               </w:rPr>
-              <w:t>Mode Terang 10</w:t>
+              <w:t>Antrean kosong; pemberitahuan menyebutkan pesanan lunas lewat QRIS</w:t>
             </w:r>
           </w:p>
         </w:tc>
@@ -28301,7 +28301,7 @@
                 <w:color w:val="6E728C"/>
                 <w:sz w:val="15"/>
               </w:rPr>
-              <w:t>Mode Terang 11</w:t>
+              <w:t>Pengaturan — Info Resto, Banner Promo, QR Meja, Info Pembayaran, dan blok Tampilan</w:t>
             </w:r>
           </w:p>
         </w:tc>
@@ -28320,7 +28320,7 @@
                 <w:color w:val="6E728C"/>
                 <w:sz w:val="15"/>
               </w:rPr>
-              <w:t>Mode Terang 12</w:t>
+              <w:t>Info Resto — pratinjau peta lokasi dan saklar cara makan yang dilayani</w:t>
             </w:r>
           </w:p>
         </w:tc>
@@ -28491,7 +28491,7 @@
                 <w:color w:val="6E728C"/>
                 <w:sz w:val="15"/>
               </w:rPr>
-              <w:t>Mode Terang 13</w:t>
+              <w:t>Banner Promo — daftar banner berikut urutan tampil dan tombol aktif/nonaktif</w:t>
             </w:r>
           </w:p>
         </w:tc>
@@ -28510,7 +28510,7 @@
                 <w:color w:val="6E728C"/>
                 <w:sz w:val="15"/>
               </w:rPr>
-              <w:t>Mode Terang 14</w:t>
+              <w:t>Generator QR Meja mode satu meja — pratinjau kartunya berubah saat nomornya diketik</w:t>
             </w:r>
           </w:p>
         </w:tc>
@@ -28529,7 +28529,7 @@
                 <w:color w:val="6E728C"/>
                 <w:sz w:val="15"/>
               </w:rPr>
-              <w:t>Mode Terang 15</w:t>
+              <w:t>Info Pembayaran — hanya bisa dilihat; yang mengubah adalah Finance</w:t>
             </w:r>
           </w:p>
         </w:tc>
@@ -28700,7 +28700,7 @@
                 <w:color w:val="6E728C"/>
                 <w:sz w:val="15"/>
               </w:rPr>
-              <w:t>Mode Terang 16</w:t>
+              <w:t>Saldo &amp; Pengeluaran</w:t>
             </w:r>
           </w:p>
         </w:tc>
@@ -28719,7 +28719,7 @@
                 <w:color w:val="6E728C"/>
                 <w:sz w:val="15"/>
               </w:rPr>
-              <w:t>Mode Terang 17</w:t>
+              <w:t>Setor Saldo Cash — setoran yang sudah dikonfirmasi Finance</w:t>
             </w:r>
           </w:p>
         </w:tc>
@@ -28738,7 +28738,7 @@
                 <w:color w:val="6E728C"/>
                 <w:sz w:val="15"/>
               </w:rPr>
-              <w:t>Mode Terang 18</w:t>
+              <w:t>Kirim Pengumuman — pemilih sasaran Karyawan, Customer, atau Semua</w:t>
             </w:r>
           </w:p>
         </w:tc>
@@ -28841,7 +28841,7 @@
                 <w:color w:val="6E728C"/>
                 <w:sz w:val="15"/>
               </w:rPr>
-              <w:t>Mode Terang 19</w:t>
+              <w:t>Diskon</w:t>
             </w:r>
           </w:p>
         </w:tc>
@@ -29049,7 +29049,7 @@
                 <w:color w:val="6E728C"/>
                 <w:sz w:val="15"/>
               </w:rPr>
-              <w:t>Mode Gelap 01</w:t>
+              <w:t>Halaman awal, tema gelap</w:t>
             </w:r>
           </w:p>
         </w:tc>
@@ -29068,7 +29068,7 @@
                 <w:color w:val="6E728C"/>
                 <w:sz w:val="15"/>
               </w:rPr>
-              <w:t>Mode Gelap 02</w:t>
+              <w:t>Masuk sebagai karyawan</w:t>
             </w:r>
           </w:p>
         </w:tc>
@@ -29087,7 +29087,7 @@
                 <w:color w:val="6E728C"/>
                 <w:sz w:val="15"/>
               </w:rPr>
-              <w:t>Mode Gelap 03</w:t>
+              <w:t>Menu admin</w:t>
             </w:r>
           </w:p>
         </w:tc>
@@ -29258,7 +29258,7 @@
                 <w:color w:val="6E728C"/>
                 <w:sz w:val="15"/>
               </w:rPr>
-              <w:t>Mode Gelap 04</w:t>
+              <w:t>Kelola Produk tab Produk</w:t>
             </w:r>
           </w:p>
         </w:tc>
@@ -29277,7 +29277,7 @@
                 <w:color w:val="6E728C"/>
                 <w:sz w:val="15"/>
               </w:rPr>
-              <w:t>Mode Gelap 05</w:t>
+              <w:t>Tab Kategori</w:t>
             </w:r>
           </w:p>
         </w:tc>
@@ -29296,7 +29296,7 @@
                 <w:color w:val="6E728C"/>
                 <w:sz w:val="15"/>
               </w:rPr>
-              <w:t>Mode Gelap 06</w:t>
+              <w:t>Tab Level</w:t>
             </w:r>
           </w:p>
         </w:tc>
@@ -29467,7 +29467,7 @@
                 <w:color w:val="6E728C"/>
                 <w:sz w:val="15"/>
               </w:rPr>
-              <w:t>Mode Gelap 07</w:t>
+              <w:t>Pesanan Masuk — seluruh pesanan resto berikut status bayar dan status dapurnya</w:t>
             </w:r>
           </w:p>
         </w:tc>
@@ -29486,7 +29486,7 @@
                 <w:color w:val="6E728C"/>
                 <w:sz w:val="15"/>
               </w:rPr>
-              <w:t>Mode Gelap 08</w:t>
+              <w:t>Riwayat Kasir</w:t>
             </w:r>
           </w:p>
         </w:tc>
@@ -29505,7 +29505,7 @@
                 <w:color w:val="6E728C"/>
                 <w:sz w:val="15"/>
               </w:rPr>
-              <w:t>Mode Gelap 09</w:t>
+              <w:t>Pengaturan</w:t>
             </w:r>
           </w:p>
         </w:tc>
@@ -29676,7 +29676,7 @@
                 <w:color w:val="6E728C"/>
                 <w:sz w:val="15"/>
               </w:rPr>
-              <w:t>Mode Gelap 10</w:t>
+              <w:t>Info Resto berikut pratinjau petanya</w:t>
             </w:r>
           </w:p>
         </w:tc>
@@ -29695,7 +29695,7 @@
                 <w:color w:val="6E728C"/>
                 <w:sz w:val="15"/>
               </w:rPr>
-              <w:t>Mode Gelap 11</w:t>
+              <w:t>Banner Promo</w:t>
             </w:r>
           </w:p>
         </w:tc>
@@ -29714,7 +29714,7 @@
                 <w:color w:val="6E728C"/>
                 <w:sz w:val="15"/>
               </w:rPr>
-              <w:t>Mode Gelap 12</w:t>
+              <w:t>Ubah Banner — gambar, judul, keterangan, dan masa berlakunya</w:t>
             </w:r>
           </w:p>
         </w:tc>
@@ -29885,7 +29885,7 @@
                 <w:color w:val="6E728C"/>
                 <w:sz w:val="15"/>
               </w:rPr>
-              <w:t>Mode Gelap 13</w:t>
+              <w:t>Generator QR Meja mode satu meja</w:t>
             </w:r>
           </w:p>
         </w:tc>
@@ -29904,7 +29904,7 @@
                 <w:color w:val="6E728C"/>
                 <w:sz w:val="15"/>
               </w:rPr>
-              <w:t>Mode Gelap 14</w:t>
+              <w:t>Mode banyak meja — cukup mengisi jumlah mejanya, lalu Download Semua</w:t>
             </w:r>
           </w:p>
         </w:tc>
@@ -29923,7 +29923,7 @@
                 <w:color w:val="6E728C"/>
                 <w:sz w:val="15"/>
               </w:rPr>
-              <w:t>Mode Gelap 15</w:t>
+              <w:t>Info Pembayaran</w:t>
             </w:r>
           </w:p>
         </w:tc>
@@ -30094,7 +30094,7 @@
                 <w:color w:val="6E728C"/>
                 <w:sz w:val="15"/>
               </w:rPr>
-              <w:t>Mode Gelap 16</w:t>
+              <w:t>Saldo &amp; Pengeluaran — pengajuan petty cash yang menunggu persetujuan ikut terlihat</w:t>
             </w:r>
           </w:p>
         </w:tc>
@@ -30113,7 +30113,7 @@
                 <w:color w:val="6E728C"/>
                 <w:sz w:val="15"/>
               </w:rPr>
-              <w:t>Mode Gelap 17</w:t>
+              <w:t>Rincian petty cash — pengajuan Pending diberi penanda tersendiri</w:t>
             </w:r>
           </w:p>
         </w:tc>
@@ -30132,7 +30132,7 @@
                 <w:color w:val="6E728C"/>
                 <w:sz w:val="15"/>
               </w:rPr>
-              <w:t>Mode Gelap 18</w:t>
+              <w:t>Setor Saldo Cash — setoran yang masih menunggu approval Finance</w:t>
             </w:r>
           </w:p>
         </w:tc>
@@ -30303,7 +30303,7 @@
                 <w:color w:val="6E728C"/>
                 <w:sz w:val="15"/>
               </w:rPr>
-              <w:t>Mode Gelap 19</w:t>
+              <w:t>Kirim Pengumuman</w:t>
             </w:r>
           </w:p>
         </w:tc>
@@ -30322,7 +30322,7 @@
                 <w:color w:val="6E728C"/>
                 <w:sz w:val="15"/>
               </w:rPr>
-              <w:t>Mode Gelap 20</w:t>
+              <w:t>Diskon</w:t>
             </w:r>
           </w:p>
         </w:tc>
@@ -30341,7 +30341,7 @@
                 <w:color w:val="6E728C"/>
                 <w:sz w:val="15"/>
               </w:rPr>
-              <w:t>Mode Gelap 21</w:t>
+              <w:t>Ubah Diskon berbasis menu — beberapa menu dipilih sekaligus untuk bundling</w:t>
             </w:r>
           </w:p>
         </w:tc>
@@ -30444,7 +30444,7 @@
                 <w:color w:val="6E728C"/>
                 <w:sz w:val="15"/>
               </w:rPr>
-              <w:t>Mode Gelap 22</w:t>
+              <w:t>Bagian bawah formulir diskon — bentuk potongan dan masa berlakunya</w:t>
             </w:r>
           </w:p>
         </w:tc>
@@ -30660,7 +30660,7 @@
                 <w:color w:val="6E728C"/>
                 <w:sz w:val="15"/>
               </w:rPr>
-              <w:t>Mode Terang 01</w:t>
+              <w:t>Halaman awal — masuk sebagai Karyawan Resto</w:t>
             </w:r>
           </w:p>
         </w:tc>
@@ -30679,7 +30679,7 @@
                 <w:color w:val="6E728C"/>
                 <w:sz w:val="15"/>
               </w:rPr>
-              <w:t>Mode Terang 02</w:t>
+              <w:t>Menyiapkan data resto setelah masuk</w:t>
             </w:r>
           </w:p>
         </w:tc>
@@ -30698,7 +30698,7 @@
                 <w:color w:val="6E728C"/>
                 <w:sz w:val="15"/>
               </w:rPr>
-              <w:t>Mode Terang 03</w:t>
+              <w:t>Pemasukan — total semua waktu, dirinci per hari dengan pecahan Tunai/QRIS</w:t>
             </w:r>
           </w:p>
         </w:tc>
@@ -30869,7 +30869,7 @@
                 <w:color w:val="6E728C"/>
                 <w:sz w:val="15"/>
               </w:rPr>
-              <w:t>Mode Terang 04</w:t>
+              <w:t>Menu Finance dengan pemilih resto: semua angka mengikuti resto yang dipilih</w:t>
             </w:r>
           </w:p>
         </w:tc>
@@ -30888,7 +30888,7 @@
                 <w:color w:val="6E728C"/>
                 <w:sz w:val="15"/>
               </w:rPr>
-              <w:t>Mode Terang 05</w:t>
+              <w:t>Saldo &amp; Pengeluaran — saldo total, pecahan Cash/Non Cash, Petty Cash &amp; Riwayat Pengeluaran yang bisa dilipat</w:t>
             </w:r>
           </w:p>
         </w:tc>
@@ -30907,7 +30907,7 @@
                 <w:color w:val="6E728C"/>
                 <w:sz w:val="15"/>
               </w:rPr>
-              <w:t>Mode Terang 06</w:t>
+              <w:t>Setor Saldo Cash — tunai di laci, rincian yang sudah disetor &amp; dipindah, riwayat setoran</w:t>
             </w:r>
           </w:p>
         </w:tc>
@@ -31078,7 +31078,7 @@
                 <w:color w:val="6E728C"/>
                 <w:sz w:val="15"/>
               </w:rPr>
-              <w:t>Mode Terang 07</w:t>
+              <w:t>Mapping GL Account — akun pemasukan per metode bayar dan akun Petty Cash</w:t>
             </w:r>
           </w:p>
         </w:tc>
@@ -31097,7 +31097,7 @@
                 <w:color w:val="6E728C"/>
                 <w:sz w:val="15"/>
               </w:rPr>
-              <w:t>Mode Terang 08</w:t>
+              <w:t>Mapping GL Account (lanjutan) — tarif PPN 11% &amp; service 5%, GL Total Saldo, GL Suspense</w:t>
             </w:r>
           </w:p>
         </w:tc>
@@ -31116,7 +31116,7 @@
                 <w:color w:val="6E728C"/>
                 <w:sz w:val="15"/>
               </w:rPr>
-              <w:t>Mode Terang 09</w:t>
+              <w:t>Pencairan Gateway — dana penyedia pembayaran yang masuk rekening berikut potongan MDR</w:t>
             </w:r>
           </w:p>
         </w:tc>
@@ -31219,7 +31219,7 @@
                 <w:color w:val="6E728C"/>
                 <w:sz w:val="15"/>
               </w:rPr>
-              <w:t>Mode Terang 10</w:t>
+              <w:t>Jurnal GL — saldo GL Total, total debit &amp; kredit, tiap baris dengan nomor akun dan referensi pesanan</w:t>
             </w:r>
           </w:p>
         </w:tc>
@@ -31427,7 +31427,7 @@
                 <w:color w:val="6E728C"/>
                 <w:sz w:val="15"/>
               </w:rPr>
-              <w:t>Mode Gelap 01</w:t>
+              <w:t>Halaman awal dalam mode gelap</w:t>
             </w:r>
           </w:p>
         </w:tc>
@@ -31446,7 +31446,7 @@
                 <w:color w:val="6E728C"/>
                 <w:sz w:val="15"/>
               </w:rPr>
-              <w:t>Mode Gelap 02</w:t>
+              <w:t>Menyiapkan data resto</w:t>
             </w:r>
           </w:p>
         </w:tc>
@@ -31465,7 +31465,7 @@
                 <w:color w:val="6E728C"/>
                 <w:sz w:val="15"/>
               </w:rPr>
-              <w:t>Mode Gelap 03</w:t>
+              <w:t>Menyiapkan data resto (lanjutan)</w:t>
             </w:r>
           </w:p>
         </w:tc>
@@ -31636,7 +31636,7 @@
                 <w:color w:val="6E728C"/>
                 <w:sz w:val="15"/>
               </w:rPr>
-              <w:t>Mode Gelap 04</w:t>
+              <w:t>Pemasukan dalam mode gelap</w:t>
             </w:r>
           </w:p>
         </w:tc>
@@ -31655,7 +31655,7 @@
                 <w:color w:val="6E728C"/>
                 <w:sz w:val="15"/>
               </w:rPr>
-              <w:t>Mode Gelap 05</w:t>
+              <w:t>Menu Finance dengan penanda merah pada menu yang menunggu persetujuan</w:t>
             </w:r>
           </w:p>
         </w:tc>
@@ -31674,7 +31674,7 @@
                 <w:color w:val="6E728C"/>
                 <w:sz w:val="15"/>
               </w:rPr>
-              <w:t>Mode Gelap 06</w:t>
+              <w:t>Saldo &amp; Pengeluaran — top up petty cash menunggu persetujuan, dengan tombol Setuju/Tolak</w:t>
             </w:r>
           </w:p>
         </w:tc>
@@ -31845,7 +31845,7 @@
                 <w:color w:val="6E728C"/>
                 <w:sz w:val="15"/>
               </w:rPr>
-              <w:t>Mode Gelap 07</w:t>
+              <w:t>Dialog Setuju top up — menjelaskan perpindahan dari GL Suspense Petty Cash ke GL Petty Cash</w:t>
             </w:r>
           </w:p>
         </w:tc>
@@ -31864,7 +31864,7 @@
                 <w:color w:val="6E728C"/>
                 <w:sz w:val="15"/>
               </w:rPr>
-              <w:t>Mode Gelap 08</w:t>
+              <w:t>Saldo &amp; Pengeluaran setelah top up disetujui</w:t>
             </w:r>
           </w:p>
         </w:tc>
@@ -31883,7 +31883,7 @@
                 <w:color w:val="6E728C"/>
                 <w:sz w:val="15"/>
               </w:rPr>
-              <w:t>Mode Gelap 09</w:t>
+              <w:t>Setor Saldo Cash — setoran berstatus Pending menunggu konfirmasi Finance</w:t>
             </w:r>
           </w:p>
         </w:tc>
@@ -32054,7 +32054,7 @@
                 <w:color w:val="6E728C"/>
                 <w:sz w:val="15"/>
               </w:rPr>
-              <w:t>Mode Gelap 10</w:t>
+              <w:t>Dialog Konfirmasi setoran — mengingatkan mencocokkan nominal di rekening lebih dulu</w:t>
             </w:r>
           </w:p>
         </w:tc>
@@ -32073,7 +32073,7 @@
                 <w:color w:val="6E728C"/>
                 <w:sz w:val="15"/>
               </w:rPr>
-              <w:t>Mode Gelap 11</w:t>
+              <w:t>Setor Saldo Cash setelah dikonfirmasi — status berubah Completed</w:t>
             </w:r>
           </w:p>
         </w:tc>
@@ -32092,7 +32092,7 @@
                 <w:color w:val="6E728C"/>
                 <w:sz w:val="15"/>
               </w:rPr>
-              <w:t>Mode Gelap 12</w:t>
+              <w:t>Mapping GL Account dalam mode gelap</w:t>
             </w:r>
           </w:p>
         </w:tc>
@@ -32263,7 +32263,7 @@
                 <w:color w:val="6E728C"/>
                 <w:sz w:val="15"/>
               </w:rPr>
-              <w:t>Mode Gelap 13</w:t>
+              <w:t>Mapping GL Account (lanjutan) — tarif pajak, GL Total Saldo, GL Suspense</w:t>
             </w:r>
           </w:p>
         </w:tc>
@@ -32282,7 +32282,7 @@
                 <w:color w:val="6E728C"/>
                 <w:sz w:val="15"/>
               </w:rPr>
-              <w:t>Mode Gelap 14</w:t>
+              <w:t>Pencairan Gateway dalam mode gelap</w:t>
             </w:r>
           </w:p>
         </w:tc>
@@ -32301,7 +32301,7 @@
                 <w:color w:val="6E728C"/>
                 <w:sz w:val="15"/>
               </w:rPr>
-              <w:t>Mode Gelap 15</w:t>
+              <w:t>Jurnal GL — jejak audit persetujuan: titipan suspense dilepas, dana pindah ke akun tujuan</w:t>
             </w:r>
           </w:p>
         </w:tc>
@@ -32438,7 +32438,7 @@
                 <w:color w:val="6E728C"/>
                 <w:sz w:val="15"/>
               </w:rPr>
-              <w:t>Mode Gelap 16</w:t>
+              <w:t>Laporan Transaksi — rentang tanggal, saldo awal &amp; akhir, ekspor PDF</w:t>
             </w:r>
           </w:p>
         </w:tc>
@@ -32457,7 +32457,7 @@
                 <w:color w:val="6E728C"/>
                 <w:sz w:val="15"/>
               </w:rPr>
-              <w:t>Mode Gelap 17</w:t>
+              <w:t>Pengaturan Pembayaran — QRIS dan rekening transfer, hanya bisa dilihat oleh Finance</w:t>
             </w:r>
           </w:p>
         </w:tc>
@@ -32662,7 +32662,7 @@
                 <w:color w:val="6E728C"/>
                 <w:sz w:val="15"/>
               </w:rPr>
-              <w:t>Mode Terang 01</w:t>
+              <w:t>Halaman awal — masuk sebagai Karyawan Resto</w:t>
             </w:r>
           </w:p>
         </w:tc>
@@ -32681,7 +32681,7 @@
                 <w:color w:val="6E728C"/>
                 <w:sz w:val="15"/>
               </w:rPr>
-              <w:t>Mode Terang 02</w:t>
+              <w:t>Menyiapkan data resto setelah masuk</w:t>
             </w:r>
           </w:p>
         </w:tc>
@@ -32700,7 +32700,7 @@
                 <w:color w:val="6E728C"/>
                 <w:sz w:val="15"/>
               </w:rPr>
-              <w:t>Mode Terang 03</w:t>
+              <w:t>Pemilih resto — Owner dengan lebih dari satu resto berpindah dari sini</w:t>
             </w:r>
           </w:p>
         </w:tc>
@@ -32871,7 +32871,7 @@
                 <w:color w:val="6E728C"/>
                 <w:sz w:val="15"/>
               </w:rPr>
-              <w:t>Mode Terang 04</w:t>
+              <w:t>Menu Owner, kelompok PENJUALAN — Kasir, Pesanan Masuk, Layar Dapur, Pending Payment, Riwayat Kasir</w:t>
             </w:r>
           </w:p>
         </w:tc>
@@ -32890,7 +32890,7 @@
                 <w:color w:val="6E728C"/>
                 <w:sz w:val="15"/>
               </w:rPr>
-              <w:t>Mode Terang 05</w:t>
+              <w:t>Kelompok KEUANGAN — akses penuh seperti Finance, termasuk Jurnal GL</w:t>
             </w:r>
           </w:p>
         </w:tc>
@@ -32909,7 +32909,7 @@
                 <w:color w:val="6E728C"/>
                 <w:sz w:val="15"/>
               </w:rPr>
-              <w:t>Mode Terang 06</w:t>
+              <w:t>Kelompok PENGELOLAAN — Kelola Produk, Pengaturan, Kirim Pengumuman, Kotak Masuk, Diskon, Keluar</w:t>
             </w:r>
           </w:p>
         </w:tc>
@@ -33095,7 +33095,7 @@
                 <w:color w:val="6E728C"/>
                 <w:sz w:val="15"/>
               </w:rPr>
-              <w:t>Mode Gelap 01</w:t>
+              <w:t>Halaman awal dalam mode gelap</w:t>
             </w:r>
           </w:p>
         </w:tc>
@@ -33114,7 +33114,7 @@
                 <w:color w:val="6E728C"/>
                 <w:sz w:val="15"/>
               </w:rPr>
-              <w:t>Mode Gelap 02</w:t>
+              <w:t>Menyiapkan data resto</w:t>
             </w:r>
           </w:p>
         </w:tc>
@@ -33133,7 +33133,7 @@
                 <w:color w:val="6E728C"/>
                 <w:sz w:val="15"/>
               </w:rPr>
-              <w:t>Mode Gelap 03</w:t>
+              <w:t>Kelompok PENJUALAN dalam mode gelap</w:t>
             </w:r>
           </w:p>
         </w:tc>
@@ -33270,7 +33270,7 @@
                 <w:color w:val="6E728C"/>
                 <w:sz w:val="15"/>
               </w:rPr>
-              <w:t>Mode Gelap 04</w:t>
+              <w:t>Kelompok KEUANGAN dalam mode gelap</w:t>
             </w:r>
           </w:p>
         </w:tc>
@@ -33289,7 +33289,7 @@
                 <w:color w:val="6E728C"/>
                 <w:sz w:val="15"/>
               </w:rPr>
-              <w:t>Mode Gelap 05</w:t>
+              <w:t>Kelompok PENGELOLAAN dalam mode gelap</w:t>
             </w:r>
           </w:p>
         </w:tc>
@@ -33312,7 +33312,7 @@
           <w:i/>
           <w:sz w:val="21"/>
         </w:rPr>
-        <w:t>Dokumen ini disusun dari aplikasi versi 1.45.0. Sisi teknisnya — arsitektur, tabel, keamanan baris, prasyarat basis data — ada di `SPESIFIKASI-KAATAGO`.</w:t>
+        <w:t>Dokumen ini disusun dari aplikasi versi 1.45.2. Sisi teknisnya — arsitektur, tabel, keamanan baris, prasyarat basis data — ada di `SPESIFIKASI-KAATAGO`.</w:t>
       </w:r>
     </w:p>
     <w:sectPr>
@@ -33436,7 +33436,7 @@
         <w:color w:val="6E728C"/>
         <w:sz w:val="17"/>
       </w:rPr>
-      <w:t>KaataGo — Functional Specification Document  |  v1.45.0</w:t>
+      <w:t>KaataGo — Functional Specification Document  |  v1.45.2</w:t>
     </w:r>
   </w:p>
 </w:hdr>

--- a/docs/FSD-KAATAGO.docx
+++ b/docs/FSD-KAATAGO.docx
@@ -10192,43 +10192,36 @@
               <w:rPr>
                 <w:sz w:val="19"/>
               </w:rPr>
-              <w:t>F-DS-03</w:t>
-            </w:r>
-          </w:p>
-        </w:tc>
-        <w:tc>
-          <w:tcPr>
-            <w:tcW w:type="dxa" w:w="4929"/>
-          </w:tcPr>
-          <w:p>
-            <w:pPr>
-              <w:spacing w:after="40" w:before="40"/>
-            </w:pPr>
-            <w:r>
-              <w:rPr>
-                <w:sz w:val="19"/>
-              </w:rPr>
-              <w:t xml:space="preserve">Potongan berbentuk </w:t>
+              <w:t>F-DS-10</w:t>
+            </w:r>
+          </w:p>
+        </w:tc>
+        <w:tc>
+          <w:tcPr>
+            <w:tcW w:type="dxa" w:w="4929"/>
+          </w:tcPr>
+          <w:p>
+            <w:pPr>
+              <w:spacing w:after="40" w:before="40"/>
+            </w:pPr>
+            <w:r>
+              <w:rPr>
+                <w:sz w:val="19"/>
+              </w:rPr>
+              <w:t xml:space="preserve">Diskon berbasis menu dapat mensyaratkan </w:t>
             </w:r>
             <w:r>
               <w:rPr>
                 <w:b/>
                 <w:sz w:val="19"/>
               </w:rPr>
-              <w:t>persen</w:t>
-            </w:r>
-            <w:r>
-              <w:rPr>
-                <w:sz w:val="19"/>
-              </w:rPr>
-              <w:t xml:space="preserve"> (1–100) atau </w:t>
-            </w:r>
-            <w:r>
-              <w:rPr>
-                <w:b/>
-                <w:sz w:val="19"/>
-              </w:rPr>
-              <w:t>rupiah</w:t>
+              <w:t>jumlah minimum pembelian</w:t>
+            </w:r>
+            <w:r>
+              <w:rPr>
+                <w:sz w:val="19"/>
+              </w:rPr>
+              <w:t xml:space="preserve"> — "beli 2 lebih murah"; bawaannya 1</w:t>
             </w:r>
           </w:p>
         </w:tc>
@@ -10247,7 +10240,7 @@
               <w:rPr>
                 <w:sz w:val="19"/>
               </w:rPr>
-              <w:t>F-DS-04</w:t>
+              <w:t>F-DS-03</w:t>
             </w:r>
           </w:p>
         </w:tc>
@@ -10264,7 +10257,27 @@
               <w:rPr>
                 <w:sz w:val="19"/>
               </w:rPr>
-              <w:t>Masa berlaku: mulai tidak boleh mundur ke belakang, berakhir minimal besok</w:t>
+              <w:t xml:space="preserve">Potongan berbentuk </w:t>
+            </w:r>
+            <w:r>
+              <w:rPr>
+                <w:b/>
+                <w:sz w:val="19"/>
+              </w:rPr>
+              <w:t>persen</w:t>
+            </w:r>
+            <w:r>
+              <w:rPr>
+                <w:sz w:val="19"/>
+              </w:rPr>
+              <w:t xml:space="preserve"> (1–100) atau </w:t>
+            </w:r>
+            <w:r>
+              <w:rPr>
+                <w:b/>
+                <w:sz w:val="19"/>
+              </w:rPr>
+              <w:t>rupiah</w:t>
             </w:r>
           </w:p>
         </w:tc>
@@ -10282,69 +10295,23 @@
               <w:rPr>
                 <w:sz w:val="19"/>
               </w:rPr>
-              <w:t>F-DS-05</w:t>
-            </w:r>
-          </w:p>
-        </w:tc>
-        <w:tc>
-          <w:tcPr>
-            <w:tcW w:type="dxa" w:w="4929"/>
-          </w:tcPr>
-          <w:p>
-            <w:pPr>
-              <w:spacing w:after="40" w:before="40"/>
-            </w:pPr>
-            <w:r>
-              <w:rPr>
-                <w:sz w:val="19"/>
-              </w:rPr>
-              <w:t xml:space="preserve">Lencana status: </w:t>
-            </w:r>
-            <w:r>
-              <w:rPr>
-                <w:b/>
-                <w:sz w:val="19"/>
-              </w:rPr>
-              <w:t>Berjalan</w:t>
-            </w:r>
-            <w:r>
-              <w:rPr>
-                <w:sz w:val="19"/>
-              </w:rPr>
-              <w:t xml:space="preserve">, </w:t>
-            </w:r>
-            <w:r>
-              <w:rPr>
-                <w:b/>
-                <w:sz w:val="19"/>
-              </w:rPr>
-              <w:t>Terjadwal</w:t>
-            </w:r>
-            <w:r>
-              <w:rPr>
-                <w:sz w:val="19"/>
-              </w:rPr>
-              <w:t xml:space="preserve">, </w:t>
-            </w:r>
-            <w:r>
-              <w:rPr>
-                <w:b/>
-                <w:sz w:val="19"/>
-              </w:rPr>
-              <w:t>Sudah lewat</w:t>
-            </w:r>
-            <w:r>
-              <w:rPr>
-                <w:sz w:val="19"/>
-              </w:rPr>
-              <w:t xml:space="preserve">, </w:t>
-            </w:r>
-            <w:r>
-              <w:rPr>
-                <w:b/>
-                <w:sz w:val="19"/>
-              </w:rPr>
-              <w:t>Nonaktif</w:t>
+              <w:t>F-DS-04</w:t>
+            </w:r>
+          </w:p>
+        </w:tc>
+        <w:tc>
+          <w:tcPr>
+            <w:tcW w:type="dxa" w:w="4929"/>
+          </w:tcPr>
+          <w:p>
+            <w:pPr>
+              <w:spacing w:after="40" w:before="40"/>
+            </w:pPr>
+            <w:r>
+              <w:rPr>
+                <w:sz w:val="19"/>
+              </w:rPr>
+              <w:t>Masa berlaku: mulai tidak boleh mundur ke belakang, berakhir minimal besok</w:t>
             </w:r>
           </w:p>
         </w:tc>
@@ -10363,7 +10330,7 @@
               <w:rPr>
                 <w:sz w:val="19"/>
               </w:rPr>
-              <w:t>F-DS-06</w:t>
+              <w:t>F-DS-05</w:t>
             </w:r>
           </w:p>
         </w:tc>
@@ -10380,7 +10347,53 @@
               <w:rPr>
                 <w:sz w:val="19"/>
               </w:rPr>
-              <w:t>Dapat dinonaktifkan tanpa dihapus</w:t>
+              <w:t xml:space="preserve">Lencana status: </w:t>
+            </w:r>
+            <w:r>
+              <w:rPr>
+                <w:b/>
+                <w:sz w:val="19"/>
+              </w:rPr>
+              <w:t>Berjalan</w:t>
+            </w:r>
+            <w:r>
+              <w:rPr>
+                <w:sz w:val="19"/>
+              </w:rPr>
+              <w:t xml:space="preserve">, </w:t>
+            </w:r>
+            <w:r>
+              <w:rPr>
+                <w:b/>
+                <w:sz w:val="19"/>
+              </w:rPr>
+              <w:t>Terjadwal</w:t>
+            </w:r>
+            <w:r>
+              <w:rPr>
+                <w:sz w:val="19"/>
+              </w:rPr>
+              <w:t xml:space="preserve">, </w:t>
+            </w:r>
+            <w:r>
+              <w:rPr>
+                <w:b/>
+                <w:sz w:val="19"/>
+              </w:rPr>
+              <w:t>Sudah lewat</w:t>
+            </w:r>
+            <w:r>
+              <w:rPr>
+                <w:sz w:val="19"/>
+              </w:rPr>
+              <w:t xml:space="preserve">, </w:t>
+            </w:r>
+            <w:r>
+              <w:rPr>
+                <w:b/>
+                <w:sz w:val="19"/>
+              </w:rPr>
+              <w:t>Nonaktif</w:t>
             </w:r>
           </w:p>
         </w:tc>
@@ -10398,30 +10411,23 @@
               <w:rPr>
                 <w:sz w:val="19"/>
               </w:rPr>
-              <w:t>F-DS-07</w:t>
-            </w:r>
-          </w:p>
-        </w:tc>
-        <w:tc>
-          <w:tcPr>
-            <w:tcW w:type="dxa" w:w="4929"/>
-          </w:tcPr>
-          <w:p>
-            <w:pPr>
-              <w:spacing w:after="40" w:before="40"/>
-            </w:pPr>
-            <w:r>
-              <w:rPr>
-                <w:sz w:val="19"/>
-              </w:rPr>
-              <w:t xml:space="preserve">Potongan tampil sebagai baris tersendiri berikut nama promonya, lalu nominal </w:t>
-            </w:r>
-            <w:r>
-              <w:rPr>
-                <w:b/>
-                <w:sz w:val="19"/>
-              </w:rPr>
-              <w:t>DIBAYAR</w:t>
+              <w:t>F-DS-06</w:t>
+            </w:r>
+          </w:p>
+        </w:tc>
+        <w:tc>
+          <w:tcPr>
+            <w:tcW w:type="dxa" w:w="4929"/>
+          </w:tcPr>
+          <w:p>
+            <w:pPr>
+              <w:spacing w:after="40" w:before="40"/>
+            </w:pPr>
+            <w:r>
+              <w:rPr>
+                <w:sz w:val="19"/>
+              </w:rPr>
+              <w:t>Dapat dinonaktifkan tanpa dihapus</w:t>
             </w:r>
           </w:p>
         </w:tc>
@@ -10440,7 +10446,7 @@
               <w:rPr>
                 <w:sz w:val="19"/>
               </w:rPr>
-              <w:t>F-DS-08</w:t>
+              <w:t>F-DS-07</w:t>
             </w:r>
           </w:p>
         </w:tc>
@@ -10457,7 +10463,14 @@
               <w:rPr>
                 <w:sz w:val="19"/>
               </w:rPr>
-              <w:t>Diskon tercatat pada pesanannya, sehingga struk lama tetap menyebut potongan yang benar</w:t>
+              <w:t xml:space="preserve">Potongan tampil sebagai baris tersendiri berikut nama promonya, lalu nominal </w:t>
+            </w:r>
+            <w:r>
+              <w:rPr>
+                <w:b/>
+                <w:sz w:val="19"/>
+              </w:rPr>
+              <w:t>DIBAYAR</w:t>
             </w:r>
           </w:p>
         </w:tc>
@@ -10475,6 +10488,41 @@
               <w:rPr>
                 <w:sz w:val="19"/>
               </w:rPr>
+              <w:t>F-DS-08</w:t>
+            </w:r>
+          </w:p>
+        </w:tc>
+        <w:tc>
+          <w:tcPr>
+            <w:tcW w:type="dxa" w:w="4929"/>
+          </w:tcPr>
+          <w:p>
+            <w:pPr>
+              <w:spacing w:after="40" w:before="40"/>
+            </w:pPr>
+            <w:r>
+              <w:rPr>
+                <w:sz w:val="19"/>
+              </w:rPr>
+              <w:t>Diskon tercatat pada pesanannya, sehingga struk lama tetap menyebut potongan yang benar</w:t>
+            </w:r>
+          </w:p>
+        </w:tc>
+      </w:tr>
+      <w:tr>
+        <w:tc>
+          <w:tcPr>
+            <w:tcW w:type="dxa" w:w="4929"/>
+            <w:shd w:val="clear" w:fill="F4F5FB"/>
+          </w:tcPr>
+          <w:p>
+            <w:pPr>
+              <w:spacing w:after="40" w:before="40"/>
+            </w:pPr>
+            <w:r>
+              <w:rPr>
+                <w:sz w:val="19"/>
+              </w:rPr>
               <w:t>F-DS-09</w:t>
             </w:r>
           </w:p>
@@ -10482,6 +10530,7 @@
         <w:tc>
           <w:tcPr>
             <w:tcW w:type="dxa" w:w="4929"/>
+            <w:shd w:val="clear" w:fill="F4F5FB"/>
           </w:tcPr>
           <w:p>
             <w:pPr>
@@ -10652,6 +10701,89 @@
                 <w:sz w:val="19"/>
               </w:rPr>
               <w:t>Kalau dipotong per baris, diskon rupiah tetap terkalikan sebanyak menu yang ikut</w:t>
+            </w:r>
+          </w:p>
+        </w:tc>
+      </w:tr>
+      <w:tr>
+        <w:tc>
+          <w:tcPr>
+            <w:tcW w:type="dxa" w:w="4929"/>
+          </w:tcPr>
+          <w:p>
+            <w:pPr>
+              <w:spacing w:after="40" w:before="40"/>
+            </w:pPr>
+            <w:r>
+              <w:rPr>
+                <w:sz w:val="19"/>
+              </w:rPr>
+              <w:t xml:space="preserve">Syarat jumlah dihitung </w:t>
+            </w:r>
+            <w:r>
+              <w:rPr>
+                <w:b/>
+                <w:sz w:val="19"/>
+              </w:rPr>
+              <w:t>per menu</w:t>
+            </w:r>
+            <w:r>
+              <w:rPr>
+                <w:sz w:val="19"/>
+              </w:rPr>
+              <w:t>, bukan per keranjang</w:t>
+            </w:r>
+          </w:p>
+        </w:tc>
+        <w:tc>
+          <w:tcPr>
+            <w:tcW w:type="dxa" w:w="4929"/>
+          </w:tcPr>
+          <w:p>
+            <w:pPr>
+              <w:spacing w:after="40" w:before="40"/>
+            </w:pPr>
+            <w:r>
+              <w:rPr>
+                <w:sz w:val="19"/>
+              </w:rPr>
+              <w:t>Kalau dijumlahkan lintas menu, keranjang apa pun berisi dua barang lolos "beli 2" — bukan itu yang dijanjikan spanduknya</w:t>
+            </w:r>
+          </w:p>
+        </w:tc>
+      </w:tr>
+      <w:tr>
+        <w:tc>
+          <w:tcPr>
+            <w:tcW w:type="dxa" w:w="4929"/>
+            <w:shd w:val="clear" w:fill="F4F5FB"/>
+          </w:tcPr>
+          <w:p>
+            <w:pPr>
+              <w:spacing w:after="40" w:before="40"/>
+            </w:pPr>
+            <w:r>
+              <w:rPr>
+                <w:sz w:val="19"/>
+              </w:rPr>
+              <w:t>Menu yang belum memenuhi syarat jumlah tidak ikut dihitung, tapi tidak menggugurkan yang sudah</w:t>
+            </w:r>
+          </w:p>
+        </w:tc>
+        <w:tc>
+          <w:tcPr>
+            <w:tcW w:type="dxa" w:w="4929"/>
+            <w:shd w:val="clear" w:fill="F4F5FB"/>
+          </w:tcPr>
+          <w:p>
+            <w:pPr>
+              <w:spacing w:after="40" w:before="40"/>
+            </w:pPr>
+            <w:r>
+              <w:rPr>
+                <w:sz w:val="19"/>
+              </w:rPr>
+              <w:t>Satu menu yang kurang tidak membatalkan promo untuk menu lain yang sudah memenuhi</w:t>
             </w:r>
           </w:p>
         </w:tc>
@@ -17534,6 +17666,464 @@
     <w:p>
       <w:r>
         <w:rPr>
+          <w:sz w:val="21"/>
+        </w:rPr>
+        <w:t>Tamu memesan tanpa mendaftar apa pun. Yang dikorbankan cuma satu — jejak pesanannya hanya tersimpan di HP itu sendiri, dan hilang bersama aplikasinya kalau dihapus.</w:t>
+      </w:r>
+    </w:p>
+    <w:tbl>
+      <w:tblPr>
+        <w:tblStyle w:val="TableGrid"/>
+        <w:tblW w:type="auto" w:w="0"/>
+        <w:tblLayout w:type="autofit"/>
+        <w:tblLook w:firstColumn="1" w:firstRow="1" w:lastColumn="0" w:lastRow="0" w:noHBand="0" w:noVBand="1" w:val="04A0"/>
+      </w:tblPr>
+      <w:tblGrid>
+        <w:gridCol w:w="4929"/>
+        <w:gridCol w:w="4929"/>
+      </w:tblGrid>
+      <w:tr>
+        <w:trPr>
+          <w:tblHeader w:val="true"/>
+        </w:trPr>
+        <w:tc>
+          <w:tcPr>
+            <w:tcW w:type="dxa" w:w="4929"/>
+            <w:shd w:val="clear" w:fill="4F46E5"/>
+          </w:tcPr>
+          <w:p>
+            <w:pPr>
+              <w:spacing w:after="40" w:before="40"/>
+            </w:pPr>
+            <w:r>
+              <w:rPr>
+                <w:b/>
+                <w:color w:val="FFFFFF"/>
+                <w:sz w:val="19"/>
+              </w:rPr>
+              <w:t>Layar</w:t>
+            </w:r>
+          </w:p>
+        </w:tc>
+        <w:tc>
+          <w:tcPr>
+            <w:tcW w:type="dxa" w:w="4929"/>
+            <w:shd w:val="clear" w:fill="4F46E5"/>
+          </w:tcPr>
+          <w:p>
+            <w:pPr>
+              <w:spacing w:after="40" w:before="40"/>
+            </w:pPr>
+            <w:r>
+              <w:rPr>
+                <w:b/>
+                <w:color w:val="FFFFFF"/>
+                <w:sz w:val="19"/>
+              </w:rPr>
+              <w:t>Yang bisa dilakukan di sana</w:t>
+            </w:r>
+          </w:p>
+        </w:tc>
+      </w:tr>
+      <w:tr>
+        <w:tc>
+          <w:tcPr>
+            <w:tcW w:type="dxa" w:w="4929"/>
+          </w:tcPr>
+          <w:p>
+            <w:pPr>
+              <w:spacing w:after="40" w:before="40"/>
+            </w:pPr>
+            <w:r>
+              <w:rPr>
+                <w:b/>
+                <w:sz w:val="19"/>
+              </w:rPr>
+              <w:t>Halaman awal</w:t>
+            </w:r>
+          </w:p>
+        </w:tc>
+        <w:tc>
+          <w:tcPr>
+            <w:tcW w:type="dxa" w:w="4929"/>
+          </w:tcPr>
+          <w:p>
+            <w:pPr>
+              <w:spacing w:after="40" w:before="40"/>
+            </w:pPr>
+            <w:r>
+              <w:rPr>
+                <w:sz w:val="19"/>
+              </w:rPr>
+              <w:t>Memilih masuk sebagai Pelanggan atau Karyawan Resto; mengatur tema; membuka Tentang KaataGo</w:t>
+            </w:r>
+          </w:p>
+        </w:tc>
+      </w:tr>
+      <w:tr>
+        <w:tc>
+          <w:tcPr>
+            <w:tcW w:type="dxa" w:w="4929"/>
+            <w:shd w:val="clear" w:fill="F4F5FB"/>
+          </w:tcPr>
+          <w:p>
+            <w:pPr>
+              <w:spacing w:after="40" w:before="40"/>
+            </w:pPr>
+            <w:r>
+              <w:rPr>
+                <w:b/>
+                <w:sz w:val="19"/>
+              </w:rPr>
+              <w:t>Ajakan login</w:t>
+            </w:r>
+          </w:p>
+        </w:tc>
+        <w:tc>
+          <w:tcPr>
+            <w:tcW w:type="dxa" w:w="4929"/>
+            <w:shd w:val="clear" w:fill="F4F5FB"/>
+          </w:tcPr>
+          <w:p>
+            <w:pPr>
+              <w:spacing w:after="40" w:before="40"/>
+            </w:pPr>
+            <w:r>
+              <w:rPr>
+                <w:sz w:val="19"/>
+              </w:rPr>
+              <w:t>Melewatinya lewat "Lewati, Pesan Tanpa Login" dan langsung memesan</w:t>
+            </w:r>
+          </w:p>
+        </w:tc>
+      </w:tr>
+      <w:tr>
+        <w:tc>
+          <w:tcPr>
+            <w:tcW w:type="dxa" w:w="4929"/>
+          </w:tcPr>
+          <w:p>
+            <w:pPr>
+              <w:spacing w:after="40" w:before="40"/>
+            </w:pPr>
+            <w:r>
+              <w:rPr>
+                <w:b/>
+                <w:sz w:val="19"/>
+              </w:rPr>
+              <w:t>Layar pembuka tamu</w:t>
+            </w:r>
+          </w:p>
+        </w:tc>
+        <w:tc>
+          <w:tcPr>
+            <w:tcW w:type="dxa" w:w="4929"/>
+          </w:tcPr>
+          <w:p>
+            <w:pPr>
+              <w:spacing w:after="40" w:before="40"/>
+            </w:pPr>
+            <w:r>
+              <w:rPr>
+                <w:sz w:val="19"/>
+              </w:rPr>
+              <w:t>Tiga pintu saja: Scan QR Meja, Pilih Resto, dan Riwayat Pesanan Saya</w:t>
+            </w:r>
+          </w:p>
+        </w:tc>
+      </w:tr>
+      <w:tr>
+        <w:tc>
+          <w:tcPr>
+            <w:tcW w:type="dxa" w:w="4929"/>
+            <w:shd w:val="clear" w:fill="F4F5FB"/>
+          </w:tcPr>
+          <w:p>
+            <w:pPr>
+              <w:spacing w:after="40" w:before="40"/>
+            </w:pPr>
+            <w:r>
+              <w:rPr>
+                <w:b/>
+                <w:sz w:val="19"/>
+              </w:rPr>
+              <w:t>Pilih Resto</w:t>
+            </w:r>
+          </w:p>
+        </w:tc>
+        <w:tc>
+          <w:tcPr>
+            <w:tcW w:type="dxa" w:w="4929"/>
+            <w:shd w:val="clear" w:fill="F4F5FB"/>
+          </w:tcPr>
+          <w:p>
+            <w:pPr>
+              <w:spacing w:after="40" w:before="40"/>
+            </w:pPr>
+            <w:r>
+              <w:rPr>
+                <w:sz w:val="19"/>
+              </w:rPr>
+              <w:t>Mencari resto; melihat yang terdekat berikut jaraknya begitu izin lokasi diberikan — sebelum itu hanya bagian Semua Resto yang tampil</w:t>
+            </w:r>
+          </w:p>
+        </w:tc>
+      </w:tr>
+      <w:tr>
+        <w:tc>
+          <w:tcPr>
+            <w:tcW w:type="dxa" w:w="4929"/>
+          </w:tcPr>
+          <w:p>
+            <w:pPr>
+              <w:spacing w:after="40" w:before="40"/>
+            </w:pPr>
+            <w:r>
+              <w:rPr>
+                <w:b/>
+                <w:sz w:val="19"/>
+              </w:rPr>
+              <w:t>Menu resto</w:t>
+            </w:r>
+          </w:p>
+        </w:tc>
+        <w:tc>
+          <w:tcPr>
+            <w:tcW w:type="dxa" w:w="4929"/>
+          </w:tcPr>
+          <w:p>
+            <w:pPr>
+              <w:spacing w:after="40" w:before="40"/>
+            </w:pPr>
+            <w:r>
+              <w:rPr>
+                <w:sz w:val="19"/>
+              </w:rPr>
+              <w:t>Melihat banner promo, membuka kategori, menambah menu ke keranjang</w:t>
+            </w:r>
+          </w:p>
+        </w:tc>
+      </w:tr>
+      <w:tr>
+        <w:tc>
+          <w:tcPr>
+            <w:tcW w:type="dxa" w:w="4929"/>
+            <w:shd w:val="clear" w:fill="F4F5FB"/>
+          </w:tcPr>
+          <w:p>
+            <w:pPr>
+              <w:spacing w:after="40" w:before="40"/>
+            </w:pPr>
+            <w:r>
+              <w:rPr>
+                <w:b/>
+                <w:sz w:val="19"/>
+              </w:rPr>
+              <w:t>Dialog menu</w:t>
+            </w:r>
+          </w:p>
+        </w:tc>
+        <w:tc>
+          <w:tcPr>
+            <w:tcW w:type="dxa" w:w="4929"/>
+            <w:shd w:val="clear" w:fill="F4F5FB"/>
+          </w:tcPr>
+          <w:p>
+            <w:pPr>
+              <w:spacing w:after="40" w:before="40"/>
+            </w:pPr>
+            <w:r>
+              <w:rPr>
+                <w:sz w:val="19"/>
+              </w:rPr>
+              <w:t>Memilih level/varian — minuman bisa punya tiga kelompok sekaligus (Gula, Es, Ukuran) — menulis catatan, mengatur jumlah</w:t>
+            </w:r>
+          </w:p>
+        </w:tc>
+      </w:tr>
+      <w:tr>
+        <w:tc>
+          <w:tcPr>
+            <w:tcW w:type="dxa" w:w="4929"/>
+          </w:tcPr>
+          <w:p>
+            <w:pPr>
+              <w:spacing w:after="40" w:before="40"/>
+            </w:pPr>
+            <w:r>
+              <w:rPr>
+                <w:b/>
+                <w:sz w:val="19"/>
+              </w:rPr>
+              <w:t>Keranjang</w:t>
+            </w:r>
+          </w:p>
+        </w:tc>
+        <w:tc>
+          <w:tcPr>
+            <w:tcW w:type="dxa" w:w="4929"/>
+          </w:tcPr>
+          <w:p>
+            <w:pPr>
+              <w:spacing w:after="40" w:before="40"/>
+            </w:pPr>
+            <w:r>
+              <w:rPr>
+                <w:sz w:val="19"/>
+              </w:rPr>
+              <w:t>Memilih Dine In atau Take Away; Take Away tidak meminta nomor meja, tapi nama pemesan tetap wajib; memilih QRIS atau Tunai</w:t>
+            </w:r>
+          </w:p>
+        </w:tc>
+      </w:tr>
+      <w:tr>
+        <w:tc>
+          <w:tcPr>
+            <w:tcW w:type="dxa" w:w="4929"/>
+            <w:shd w:val="clear" w:fill="F4F5FB"/>
+          </w:tcPr>
+          <w:p>
+            <w:pPr>
+              <w:spacing w:after="40" w:before="40"/>
+            </w:pPr>
+            <w:r>
+              <w:rPr>
+                <w:b/>
+                <w:sz w:val="19"/>
+              </w:rPr>
+              <w:t>Bayar dengan QRIS</w:t>
+            </w:r>
+          </w:p>
+        </w:tc>
+        <w:tc>
+          <w:tcPr>
+            <w:tcW w:type="dxa" w:w="4929"/>
+            <w:shd w:val="clear" w:fill="F4F5FB"/>
+          </w:tcPr>
+          <w:p>
+            <w:pPr>
+              <w:spacing w:after="40" w:before="40"/>
+            </w:pPr>
+            <w:r>
+              <w:rPr>
+                <w:sz w:val="19"/>
+              </w:rPr>
+              <w:t>Memindai QR berbingkai KaataGo, melihat masa berlakunya, menyimpannya ke galeri</w:t>
+            </w:r>
+          </w:p>
+        </w:tc>
+      </w:tr>
+      <w:tr>
+        <w:tc>
+          <w:tcPr>
+            <w:tcW w:type="dxa" w:w="4929"/>
+          </w:tcPr>
+          <w:p>
+            <w:pPr>
+              <w:spacing w:after="40" w:before="40"/>
+            </w:pPr>
+            <w:r>
+              <w:rPr>
+                <w:b/>
+                <w:sz w:val="19"/>
+              </w:rPr>
+              <w:t>Pesanan diterima</w:t>
+            </w:r>
+          </w:p>
+        </w:tc>
+        <w:tc>
+          <w:tcPr>
+            <w:tcW w:type="dxa" w:w="4929"/>
+          </w:tcPr>
+          <w:p>
+            <w:pPr>
+              <w:spacing w:after="40" w:before="40"/>
+            </w:pPr>
+            <w:r>
+              <w:rPr>
+                <w:sz w:val="19"/>
+              </w:rPr>
+              <w:t>Membaca nomor pesanan untuk disebutkan di kasir, dan hitung mundur 30 menit sebelum pesanannya hangus</w:t>
+            </w:r>
+          </w:p>
+        </w:tc>
+      </w:tr>
+      <w:tr>
+        <w:tc>
+          <w:tcPr>
+            <w:tcW w:type="dxa" w:w="4929"/>
+            <w:shd w:val="clear" w:fill="F4F5FB"/>
+          </w:tcPr>
+          <w:p>
+            <w:pPr>
+              <w:spacing w:after="40" w:before="40"/>
+            </w:pPr>
+            <w:r>
+              <w:rPr>
+                <w:b/>
+                <w:sz w:val="19"/>
+              </w:rPr>
+              <w:t>Pesanan Saya</w:t>
+            </w:r>
+          </w:p>
+        </w:tc>
+        <w:tc>
+          <w:tcPr>
+            <w:tcW w:type="dxa" w:w="4929"/>
+            <w:shd w:val="clear" w:fill="F4F5FB"/>
+          </w:tcPr>
+          <w:p>
+            <w:pPr>
+              <w:spacing w:after="40" w:before="40"/>
+            </w:pPr>
+            <w:r>
+              <w:rPr>
+                <w:sz w:val="19"/>
+              </w:rPr>
+              <w:t>Memantau status dapur dan pembayaran untuk sesi meja yang sedang berjalan</w:t>
+            </w:r>
+          </w:p>
+        </w:tc>
+      </w:tr>
+      <w:tr>
+        <w:tc>
+          <w:tcPr>
+            <w:tcW w:type="dxa" w:w="4929"/>
+          </w:tcPr>
+          <w:p>
+            <w:pPr>
+              <w:spacing w:after="40" w:before="40"/>
+            </w:pPr>
+            <w:r>
+              <w:rPr>
+                <w:b/>
+                <w:sz w:val="19"/>
+              </w:rPr>
+              <w:t>Riwayat Saya</w:t>
+            </w:r>
+          </w:p>
+        </w:tc>
+        <w:tc>
+          <w:tcPr>
+            <w:tcW w:type="dxa" w:w="4929"/>
+          </w:tcPr>
+          <w:p>
+            <w:pPr>
+              <w:spacing w:after="40" w:before="40"/>
+            </w:pPr>
+            <w:r>
+              <w:rPr>
+                <w:sz w:val="19"/>
+              </w:rPr>
+              <w:t>Melihat pesanan sebelumnya — disertai peringatan bahwa riwayatnya hanya ada di HP ini</w:t>
+            </w:r>
+          </w:p>
+        </w:tc>
+      </w:tr>
+    </w:tbl>
+    <w:p>
+      <w:r>
+        <w:rPr>
           <w:b/>
           <w:sz w:val="21"/>
         </w:rPr>
@@ -22679,6 +23269,501 @@
     <w:p>
       <w:r>
         <w:rPr>
+          <w:sz w:val="21"/>
+        </w:rPr>
+        <w:t>Kasir memegang dua antrean sekaligus: pesanan yang dia ketik sendiri di meja kasir, dan pesanan yang dikirim pelanggan dari HP-nya lalu memilih bayar tunai. Keduanya bertemu di layar yang sama.</w:t>
+      </w:r>
+    </w:p>
+    <w:tbl>
+      <w:tblPr>
+        <w:tblStyle w:val="TableGrid"/>
+        <w:tblW w:type="auto" w:w="0"/>
+        <w:tblLayout w:type="autofit"/>
+        <w:tblLook w:firstColumn="1" w:firstRow="1" w:lastColumn="0" w:lastRow="0" w:noHBand="0" w:noVBand="1" w:val="04A0"/>
+      </w:tblPr>
+      <w:tblGrid>
+        <w:gridCol w:w="4929"/>
+        <w:gridCol w:w="4929"/>
+      </w:tblGrid>
+      <w:tr>
+        <w:trPr>
+          <w:tblHeader w:val="true"/>
+        </w:trPr>
+        <w:tc>
+          <w:tcPr>
+            <w:tcW w:type="dxa" w:w="4929"/>
+            <w:shd w:val="clear" w:fill="4F46E5"/>
+          </w:tcPr>
+          <w:p>
+            <w:pPr>
+              <w:spacing w:after="40" w:before="40"/>
+            </w:pPr>
+            <w:r>
+              <w:rPr>
+                <w:b/>
+                <w:color w:val="FFFFFF"/>
+                <w:sz w:val="19"/>
+              </w:rPr>
+              <w:t>Layar</w:t>
+            </w:r>
+          </w:p>
+        </w:tc>
+        <w:tc>
+          <w:tcPr>
+            <w:tcW w:type="dxa" w:w="4929"/>
+            <w:shd w:val="clear" w:fill="4F46E5"/>
+          </w:tcPr>
+          <w:p>
+            <w:pPr>
+              <w:spacing w:after="40" w:before="40"/>
+            </w:pPr>
+            <w:r>
+              <w:rPr>
+                <w:b/>
+                <w:color w:val="FFFFFF"/>
+                <w:sz w:val="19"/>
+              </w:rPr>
+              <w:t>Yang bisa dilakukan di sana</w:t>
+            </w:r>
+          </w:p>
+        </w:tc>
+      </w:tr>
+      <w:tr>
+        <w:tc>
+          <w:tcPr>
+            <w:tcW w:type="dxa" w:w="4929"/>
+          </w:tcPr>
+          <w:p>
+            <w:pPr>
+              <w:spacing w:after="40" w:before="40"/>
+            </w:pPr>
+            <w:r>
+              <w:rPr>
+                <w:b/>
+                <w:sz w:val="19"/>
+              </w:rPr>
+              <w:t>Menu kasir</w:t>
+            </w:r>
+          </w:p>
+        </w:tc>
+        <w:tc>
+          <w:tcPr>
+            <w:tcW w:type="dxa" w:w="4929"/>
+          </w:tcPr>
+          <w:p>
+            <w:pPr>
+              <w:spacing w:after="40" w:before="40"/>
+            </w:pPr>
+            <w:r>
+              <w:rPr>
+                <w:sz w:val="19"/>
+              </w:rPr>
+              <w:t>Tujuh pintu: Input Pesanan, Pending Payment (berikut jumlah yang menunggu), Riwayat Kasir, Saldo &amp; Pengeluaran, Setor Saldo Cash, Kotak Masuk, Diskon</w:t>
+            </w:r>
+          </w:p>
+        </w:tc>
+      </w:tr>
+      <w:tr>
+        <w:tc>
+          <w:tcPr>
+            <w:tcW w:type="dxa" w:w="4929"/>
+            <w:shd w:val="clear" w:fill="F4F5FB"/>
+          </w:tcPr>
+          <w:p>
+            <w:pPr>
+              <w:spacing w:after="40" w:before="40"/>
+            </w:pPr>
+            <w:r>
+              <w:rPr>
+                <w:b/>
+                <w:sz w:val="19"/>
+              </w:rPr>
+              <w:t>Input Pesanan</w:t>
+            </w:r>
+          </w:p>
+        </w:tc>
+        <w:tc>
+          <w:tcPr>
+            <w:tcW w:type="dxa" w:w="4929"/>
+            <w:shd w:val="clear" w:fill="F4F5FB"/>
+          </w:tcPr>
+          <w:p>
+            <w:pPr>
+              <w:spacing w:after="40" w:before="40"/>
+            </w:pPr>
+            <w:r>
+              <w:rPr>
+                <w:sz w:val="19"/>
+              </w:rPr>
+              <w:t>Memilih menu per kategori; sisa stok tampil di pojok kartu — angka yang tidak pernah dilihat pelanggan</w:t>
+            </w:r>
+          </w:p>
+        </w:tc>
+      </w:tr>
+      <w:tr>
+        <w:tc>
+          <w:tcPr>
+            <w:tcW w:type="dxa" w:w="4929"/>
+          </w:tcPr>
+          <w:p>
+            <w:pPr>
+              <w:spacing w:after="40" w:before="40"/>
+            </w:pPr>
+            <w:r>
+              <w:rPr>
+                <w:b/>
+                <w:sz w:val="19"/>
+              </w:rPr>
+              <w:t>Dialog menu</w:t>
+            </w:r>
+          </w:p>
+        </w:tc>
+        <w:tc>
+          <w:tcPr>
+            <w:tcW w:type="dxa" w:w="4929"/>
+          </w:tcPr>
+          <w:p>
+            <w:pPr>
+              <w:spacing w:after="40" w:before="40"/>
+            </w:pPr>
+            <w:r>
+              <w:rPr>
+                <w:sz w:val="19"/>
+              </w:rPr>
+              <w:t>Memilih level/varian, menulis catatan, mengatur jumlah; deskripsi dan sisa stok ikut terlihat</w:t>
+            </w:r>
+          </w:p>
+        </w:tc>
+      </w:tr>
+      <w:tr>
+        <w:tc>
+          <w:tcPr>
+            <w:tcW w:type="dxa" w:w="4929"/>
+            <w:shd w:val="clear" w:fill="F4F5FB"/>
+          </w:tcPr>
+          <w:p>
+            <w:pPr>
+              <w:spacing w:after="40" w:before="40"/>
+            </w:pPr>
+            <w:r>
+              <w:rPr>
+                <w:b/>
+                <w:sz w:val="19"/>
+              </w:rPr>
+              <w:t>Checkout</w:t>
+            </w:r>
+          </w:p>
+        </w:tc>
+        <w:tc>
+          <w:tcPr>
+            <w:tcW w:type="dxa" w:w="4929"/>
+            <w:shd w:val="clear" w:fill="F4F5FB"/>
+          </w:tcPr>
+          <w:p>
+            <w:pPr>
+              <w:spacing w:after="40" w:before="40"/>
+            </w:pPr>
+            <w:r>
+              <w:rPr>
+                <w:sz w:val="19"/>
+              </w:rPr>
+              <w:t>Memilih Dine In atau Take Away; Dine In meminta nomor meja, Take Away meminta nama pelanggan; tombol pembayaran mati sampai yang wajib terisi; diskon sudah terhitung dan menurunkan nominal DIBAYAR</w:t>
+            </w:r>
+          </w:p>
+        </w:tc>
+      </w:tr>
+      <w:tr>
+        <w:tc>
+          <w:tcPr>
+            <w:tcW w:type="dxa" w:w="4929"/>
+          </w:tcPr>
+          <w:p>
+            <w:pPr>
+              <w:spacing w:after="40" w:before="40"/>
+            </w:pPr>
+            <w:r>
+              <w:rPr>
+                <w:b/>
+                <w:sz w:val="19"/>
+              </w:rPr>
+              <w:t>Bayar QRIS di kasir</w:t>
+            </w:r>
+          </w:p>
+        </w:tc>
+        <w:tc>
+          <w:tcPr>
+            <w:tcW w:type="dxa" w:w="4929"/>
+          </w:tcPr>
+          <w:p>
+            <w:pPr>
+              <w:spacing w:after="40" w:before="40"/>
+            </w:pPr>
+            <w:r>
+              <w:rPr>
+                <w:sz w:val="19"/>
+              </w:rPr>
+              <w:t>Menampilkan QR berbingkai KaataGo, dan mencetak QR itu untuk diserahkan ke pelanggan</w:t>
+            </w:r>
+          </w:p>
+        </w:tc>
+      </w:tr>
+      <w:tr>
+        <w:tc>
+          <w:tcPr>
+            <w:tcW w:type="dxa" w:w="4929"/>
+            <w:shd w:val="clear" w:fill="F4F5FB"/>
+          </w:tcPr>
+          <w:p>
+            <w:pPr>
+              <w:spacing w:after="40" w:before="40"/>
+            </w:pPr>
+            <w:r>
+              <w:rPr>
+                <w:b/>
+                <w:sz w:val="19"/>
+              </w:rPr>
+              <w:t>Dialog pembayaran tunai</w:t>
+            </w:r>
+          </w:p>
+        </w:tc>
+        <w:tc>
+          <w:tcPr>
+            <w:tcW w:type="dxa" w:w="4929"/>
+            <w:shd w:val="clear" w:fill="F4F5FB"/>
+          </w:tcPr>
+          <w:p>
+            <w:pPr>
+              <w:spacing w:after="40" w:before="40"/>
+            </w:pPr>
+            <w:r>
+              <w:rPr>
+                <w:sz w:val="19"/>
+              </w:rPr>
+              <w:t>Memakai pilihan nominal cepat atau papan angka; kembalian dihitung sendiri; tombol terima mati selama uangnya kurang</w:t>
+            </w:r>
+          </w:p>
+        </w:tc>
+      </w:tr>
+      <w:tr>
+        <w:tc>
+          <w:tcPr>
+            <w:tcW w:type="dxa" w:w="4929"/>
+          </w:tcPr>
+          <w:p>
+            <w:pPr>
+              <w:spacing w:after="40" w:before="40"/>
+            </w:pPr>
+            <w:r>
+              <w:rPr>
+                <w:b/>
+                <w:sz w:val="19"/>
+              </w:rPr>
+              <w:t>Struk</w:t>
+            </w:r>
+          </w:p>
+        </w:tc>
+        <w:tc>
+          <w:tcPr>
+            <w:tcW w:type="dxa" w:w="4929"/>
+          </w:tcPr>
+          <w:p>
+            <w:pPr>
+              <w:spacing w:after="40" w:before="40"/>
+            </w:pPr>
+            <w:r>
+              <w:rPr>
+                <w:sz w:val="19"/>
+              </w:rPr>
+              <w:t>Mencetak struk lengkap berikut nama kasir, uang bayar, dan kembaliannya</w:t>
+            </w:r>
+          </w:p>
+        </w:tc>
+      </w:tr>
+      <w:tr>
+        <w:tc>
+          <w:tcPr>
+            <w:tcW w:type="dxa" w:w="4929"/>
+            <w:shd w:val="clear" w:fill="F4F5FB"/>
+          </w:tcPr>
+          <w:p>
+            <w:pPr>
+              <w:spacing w:after="40" w:before="40"/>
+            </w:pPr>
+            <w:r>
+              <w:rPr>
+                <w:b/>
+                <w:sz w:val="19"/>
+              </w:rPr>
+              <w:t>Pending Payment</w:t>
+            </w:r>
+          </w:p>
+        </w:tc>
+        <w:tc>
+          <w:tcPr>
+            <w:tcW w:type="dxa" w:w="4929"/>
+            <w:shd w:val="clear" w:fill="F4F5FB"/>
+          </w:tcPr>
+          <w:p>
+            <w:pPr>
+              <w:spacing w:after="40" w:before="40"/>
+            </w:pPr>
+            <w:r>
+              <w:rPr>
+                <w:sz w:val="19"/>
+              </w:rPr>
+              <w:t>Melihat pesanan pelanggan yang menunggu dibayar berikut sisa waktunya; membuka rinciannya; memilih cara terima pembayaran — Tunai, QRIS, atau Transfer — walau pelanggannya tadi memilih tunai</w:t>
+            </w:r>
+          </w:p>
+        </w:tc>
+      </w:tr>
+      <w:tr>
+        <w:tc>
+          <w:tcPr>
+            <w:tcW w:type="dxa" w:w="4929"/>
+          </w:tcPr>
+          <w:p>
+            <w:pPr>
+              <w:spacing w:after="40" w:before="40"/>
+            </w:pPr>
+            <w:r>
+              <w:rPr>
+                <w:b/>
+                <w:sz w:val="19"/>
+              </w:rPr>
+              <w:t>Riwayat Kasir</w:t>
+            </w:r>
+          </w:p>
+        </w:tc>
+        <w:tc>
+          <w:tcPr>
+            <w:tcW w:type="dxa" w:w="4929"/>
+          </w:tcPr>
+          <w:p>
+            <w:pPr>
+              <w:spacing w:after="40" w:before="40"/>
+            </w:pPr>
+            <w:r>
+              <w:rPr>
+                <w:sz w:val="19"/>
+              </w:rPr>
+              <w:t>Rekap per hari berikut rincian per cara bayar, dan mencetak ulang struk</w:t>
+            </w:r>
+          </w:p>
+        </w:tc>
+      </w:tr>
+      <w:tr>
+        <w:tc>
+          <w:tcPr>
+            <w:tcW w:type="dxa" w:w="4929"/>
+            <w:shd w:val="clear" w:fill="F4F5FB"/>
+          </w:tcPr>
+          <w:p>
+            <w:pPr>
+              <w:spacing w:after="40" w:before="40"/>
+            </w:pPr>
+            <w:r>
+              <w:rPr>
+                <w:b/>
+                <w:sz w:val="19"/>
+              </w:rPr>
+              <w:t>Saldo &amp; Pengeluaran</w:t>
+            </w:r>
+          </w:p>
+        </w:tc>
+        <w:tc>
+          <w:tcPr>
+            <w:tcW w:type="dxa" w:w="4929"/>
+            <w:shd w:val="clear" w:fill="F4F5FB"/>
+          </w:tcPr>
+          <w:p>
+            <w:pPr>
+              <w:spacing w:after="40" w:before="40"/>
+            </w:pPr>
+            <w:r>
+              <w:rPr>
+                <w:sz w:val="19"/>
+              </w:rPr>
+              <w:t>Melihat saldo total, cash dan non-cash, petty cash, dan rekening resto; mengajukan Top Up Petty Cash yang menunggu persetujuan Finance</w:t>
+            </w:r>
+          </w:p>
+        </w:tc>
+      </w:tr>
+      <w:tr>
+        <w:tc>
+          <w:tcPr>
+            <w:tcW w:type="dxa" w:w="4929"/>
+          </w:tcPr>
+          <w:p>
+            <w:pPr>
+              <w:spacing w:after="40" w:before="40"/>
+            </w:pPr>
+            <w:r>
+              <w:rPr>
+                <w:b/>
+                <w:sz w:val="19"/>
+              </w:rPr>
+              <w:t>Setor Saldo Cash</w:t>
+            </w:r>
+          </w:p>
+        </w:tc>
+        <w:tc>
+          <w:tcPr>
+            <w:tcW w:type="dxa" w:w="4929"/>
+          </w:tcPr>
+          <w:p>
+            <w:pPr>
+              <w:spacing w:after="40" w:before="40"/>
+            </w:pPr>
+            <w:r>
+              <w:rPr>
+                <w:sz w:val="19"/>
+              </w:rPr>
+              <w:t>Melihat tunai di laci berikut rinciannya; mengisi formulir setoran dengan rekening tujuan yang terisi sendiri dari Pengaturan Pembayaran, dan melampirkan buktinya</w:t>
+            </w:r>
+          </w:p>
+        </w:tc>
+      </w:tr>
+      <w:tr>
+        <w:tc>
+          <w:tcPr>
+            <w:tcW w:type="dxa" w:w="4929"/>
+            <w:shd w:val="clear" w:fill="F4F5FB"/>
+          </w:tcPr>
+          <w:p>
+            <w:pPr>
+              <w:spacing w:after="40" w:before="40"/>
+            </w:pPr>
+            <w:r>
+              <w:rPr>
+                <w:b/>
+                <w:sz w:val="19"/>
+              </w:rPr>
+              <w:t>Diskon</w:t>
+            </w:r>
+          </w:p>
+        </w:tc>
+        <w:tc>
+          <w:tcPr>
+            <w:tcW w:type="dxa" w:w="4929"/>
+            <w:shd w:val="clear" w:fill="F4F5FB"/>
+          </w:tcPr>
+          <w:p>
+            <w:pPr>
+              <w:spacing w:after="40" w:before="40"/>
+            </w:pPr>
+            <w:r>
+              <w:rPr>
+                <w:sz w:val="19"/>
+              </w:rPr>
+              <w:t>Membuat dan mengubah promo — per menu, bundling, atau minimum belanja — berikut syarat jumlah dan masa berlakunya</w:t>
+            </w:r>
+          </w:p>
+        </w:tc>
+      </w:tr>
+    </w:tbl>
+    <w:p>
+      <w:r>
+        <w:rPr>
           <w:b/>
           <w:sz w:val="21"/>
         </w:rPr>
@@ -26228,6 +27313,248 @@
     <w:p>
       <w:r>
         <w:rPr>
+          <w:sz w:val="21"/>
+        </w:rPr>
+        <w:t>Layar dapur hanya empat tab, dan urutannya adalah urutan hidup sebuah pesanan. Yang belum dibayar berhenti di tab pertama dan tidak pernah sampai ke antrean masak — bahan tidak terpakai untuk pesanan yang uangnya belum tentu datang.</w:t>
+      </w:r>
+    </w:p>
+    <w:tbl>
+      <w:tblPr>
+        <w:tblStyle w:val="TableGrid"/>
+        <w:tblW w:type="auto" w:w="0"/>
+        <w:tblLayout w:type="autofit"/>
+        <w:tblLook w:firstColumn="1" w:firstRow="1" w:lastColumn="0" w:lastRow="0" w:noHBand="0" w:noVBand="1" w:val="04A0"/>
+      </w:tblPr>
+      <w:tblGrid>
+        <w:gridCol w:w="4929"/>
+        <w:gridCol w:w="4929"/>
+      </w:tblGrid>
+      <w:tr>
+        <w:trPr>
+          <w:tblHeader w:val="true"/>
+        </w:trPr>
+        <w:tc>
+          <w:tcPr>
+            <w:tcW w:type="dxa" w:w="4929"/>
+            <w:shd w:val="clear" w:fill="4F46E5"/>
+          </w:tcPr>
+          <w:p>
+            <w:pPr>
+              <w:spacing w:after="40" w:before="40"/>
+            </w:pPr>
+            <w:r>
+              <w:rPr>
+                <w:b/>
+                <w:color w:val="FFFFFF"/>
+                <w:sz w:val="19"/>
+              </w:rPr>
+              <w:t>Layar</w:t>
+            </w:r>
+          </w:p>
+        </w:tc>
+        <w:tc>
+          <w:tcPr>
+            <w:tcW w:type="dxa" w:w="4929"/>
+            <w:shd w:val="clear" w:fill="4F46E5"/>
+          </w:tcPr>
+          <w:p>
+            <w:pPr>
+              <w:spacing w:after="40" w:before="40"/>
+            </w:pPr>
+            <w:r>
+              <w:rPr>
+                <w:b/>
+                <w:color w:val="FFFFFF"/>
+                <w:sz w:val="19"/>
+              </w:rPr>
+              <w:t>Yang bisa dilakukan di sana</w:t>
+            </w:r>
+          </w:p>
+        </w:tc>
+      </w:tr>
+      <w:tr>
+        <w:tc>
+          <w:tcPr>
+            <w:tcW w:type="dxa" w:w="4929"/>
+          </w:tcPr>
+          <w:p>
+            <w:pPr>
+              <w:spacing w:after="40" w:before="40"/>
+            </w:pPr>
+            <w:r>
+              <w:rPr>
+                <w:b/>
+                <w:sz w:val="19"/>
+              </w:rPr>
+              <w:t>Tab Menunggu Bayar</w:t>
+            </w:r>
+          </w:p>
+        </w:tc>
+        <w:tc>
+          <w:tcPr>
+            <w:tcW w:type="dxa" w:w="4929"/>
+          </w:tcPr>
+          <w:p>
+            <w:pPr>
+              <w:spacing w:after="40" w:before="40"/>
+            </w:pPr>
+            <w:r>
+              <w:rPr>
+                <w:sz w:val="19"/>
+              </w:rPr>
+              <w:t>Melihat pesanan yang belum dilunasi; sengaja tanpa tombol masak</w:t>
+            </w:r>
+          </w:p>
+        </w:tc>
+      </w:tr>
+      <w:tr>
+        <w:tc>
+          <w:tcPr>
+            <w:tcW w:type="dxa" w:w="4929"/>
+            <w:shd w:val="clear" w:fill="F4F5FB"/>
+          </w:tcPr>
+          <w:p>
+            <w:pPr>
+              <w:spacing w:after="40" w:before="40"/>
+            </w:pPr>
+            <w:r>
+              <w:rPr>
+                <w:b/>
+                <w:sz w:val="19"/>
+              </w:rPr>
+              <w:t>Tab Baru</w:t>
+            </w:r>
+          </w:p>
+        </w:tc>
+        <w:tc>
+          <w:tcPr>
+            <w:tcW w:type="dxa" w:w="4929"/>
+            <w:shd w:val="clear" w:fill="F4F5FB"/>
+          </w:tcPr>
+          <w:p>
+            <w:pPr>
+              <w:spacing w:after="40" w:before="40"/>
+            </w:pPr>
+            <w:r>
+              <w:rPr>
+                <w:sz w:val="19"/>
+              </w:rPr>
+              <w:t>Melihat pesanan siap dimasak, dikelompokkan Dine In dan Take Away; menekan Mulai Masak</w:t>
+            </w:r>
+          </w:p>
+        </w:tc>
+      </w:tr>
+      <w:tr>
+        <w:tc>
+          <w:tcPr>
+            <w:tcW w:type="dxa" w:w="4929"/>
+          </w:tcPr>
+          <w:p>
+            <w:pPr>
+              <w:spacing w:after="40" w:before="40"/>
+            </w:pPr>
+            <w:r>
+              <w:rPr>
+                <w:b/>
+                <w:sz w:val="19"/>
+              </w:rPr>
+              <w:t>Tab Diproses</w:t>
+            </w:r>
+          </w:p>
+        </w:tc>
+        <w:tc>
+          <w:tcPr>
+            <w:tcW w:type="dxa" w:w="4929"/>
+          </w:tcPr>
+          <w:p>
+            <w:pPr>
+              <w:spacing w:after="40" w:before="40"/>
+            </w:pPr>
+            <w:r>
+              <w:rPr>
+                <w:sz w:val="19"/>
+              </w:rPr>
+              <w:t>Membuka daftar centang per menu; menyimpan progres sebagian, atau menutup pesanan begitu seluruh menunya tercentang</w:t>
+            </w:r>
+          </w:p>
+        </w:tc>
+      </w:tr>
+      <w:tr>
+        <w:tc>
+          <w:tcPr>
+            <w:tcW w:type="dxa" w:w="4929"/>
+            <w:shd w:val="clear" w:fill="F4F5FB"/>
+          </w:tcPr>
+          <w:p>
+            <w:pPr>
+              <w:spacing w:after="40" w:before="40"/>
+            </w:pPr>
+            <w:r>
+              <w:rPr>
+                <w:b/>
+                <w:sz w:val="19"/>
+              </w:rPr>
+              <w:t>Tab Selesai</w:t>
+            </w:r>
+          </w:p>
+        </w:tc>
+        <w:tc>
+          <w:tcPr>
+            <w:tcW w:type="dxa" w:w="4929"/>
+            <w:shd w:val="clear" w:fill="F4F5FB"/>
+          </w:tcPr>
+          <w:p>
+            <w:pPr>
+              <w:spacing w:after="40" w:before="40"/>
+            </w:pPr>
+            <w:r>
+              <w:rPr>
+                <w:sz w:val="19"/>
+              </w:rPr>
+              <w:t>Melihat pesanan yang sudah beres, dikelompokkan per tanggal dan tertutup secara bawaan</w:t>
+            </w:r>
+          </w:p>
+        </w:tc>
+      </w:tr>
+      <w:tr>
+        <w:tc>
+          <w:tcPr>
+            <w:tcW w:type="dxa" w:w="4929"/>
+          </w:tcPr>
+          <w:p>
+            <w:pPr>
+              <w:spacing w:after="40" w:before="40"/>
+            </w:pPr>
+            <w:r>
+              <w:rPr>
+                <w:b/>
+                <w:sz w:val="19"/>
+              </w:rPr>
+              <w:t>Pemilih tema</w:t>
+            </w:r>
+          </w:p>
+        </w:tc>
+        <w:tc>
+          <w:tcPr>
+            <w:tcW w:type="dxa" w:w="4929"/>
+          </w:tcPr>
+          <w:p>
+            <w:pPr>
+              <w:spacing w:after="40" w:before="40"/>
+            </w:pPr>
+            <w:r>
+              <w:rPr>
+                <w:sz w:val="19"/>
+              </w:rPr>
+              <w:t>Berganti terang, gelap, atau ikut setelan HP langsung dari layar dapur</w:t>
+            </w:r>
+          </w:p>
+        </w:tc>
+      </w:tr>
+    </w:tbl>
+    <w:p>
+      <w:r>
+        <w:rPr>
           <w:b/>
           <w:sz w:val="21"/>
         </w:rPr>
@@ -27478,6 +28805,573 @@
     <w:p>
       <w:r>
         <w:rPr>
+          <w:sz w:val="21"/>
+        </w:rPr>
+        <w:t>Admin mengurus isi restonya — menu, harga, banner, QR meja — dan ikut memegang antrean pembayaran bersama kasir. Yang tidak dia pegang adalah angka akuntansinya: Info Pembayaran dan Mapping GL milik Finance.</w:t>
+      </w:r>
+    </w:p>
+    <w:tbl>
+      <w:tblPr>
+        <w:tblStyle w:val="TableGrid"/>
+        <w:tblW w:type="auto" w:w="0"/>
+        <w:tblLayout w:type="autofit"/>
+        <w:tblLook w:firstColumn="1" w:firstRow="1" w:lastColumn="0" w:lastRow="0" w:noHBand="0" w:noVBand="1" w:val="04A0"/>
+      </w:tblPr>
+      <w:tblGrid>
+        <w:gridCol w:w="4929"/>
+        <w:gridCol w:w="4929"/>
+      </w:tblGrid>
+      <w:tr>
+        <w:trPr>
+          <w:tblHeader w:val="true"/>
+        </w:trPr>
+        <w:tc>
+          <w:tcPr>
+            <w:tcW w:type="dxa" w:w="4929"/>
+            <w:shd w:val="clear" w:fill="4F46E5"/>
+          </w:tcPr>
+          <w:p>
+            <w:pPr>
+              <w:spacing w:after="40" w:before="40"/>
+            </w:pPr>
+            <w:r>
+              <w:rPr>
+                <w:b/>
+                <w:color w:val="FFFFFF"/>
+                <w:sz w:val="19"/>
+              </w:rPr>
+              <w:t>Layar</w:t>
+            </w:r>
+          </w:p>
+        </w:tc>
+        <w:tc>
+          <w:tcPr>
+            <w:tcW w:type="dxa" w:w="4929"/>
+            <w:shd w:val="clear" w:fill="4F46E5"/>
+          </w:tcPr>
+          <w:p>
+            <w:pPr>
+              <w:spacing w:after="40" w:before="40"/>
+            </w:pPr>
+            <w:r>
+              <w:rPr>
+                <w:b/>
+                <w:color w:val="FFFFFF"/>
+                <w:sz w:val="19"/>
+              </w:rPr>
+              <w:t>Yang bisa dilakukan di sana</w:t>
+            </w:r>
+          </w:p>
+        </w:tc>
+      </w:tr>
+      <w:tr>
+        <w:tc>
+          <w:tcPr>
+            <w:tcW w:type="dxa" w:w="4929"/>
+          </w:tcPr>
+          <w:p>
+            <w:pPr>
+              <w:spacing w:after="40" w:before="40"/>
+            </w:pPr>
+            <w:r>
+              <w:rPr>
+                <w:b/>
+                <w:sz w:val="19"/>
+              </w:rPr>
+              <w:t>Menu admin</w:t>
+            </w:r>
+          </w:p>
+        </w:tc>
+        <w:tc>
+          <w:tcPr>
+            <w:tcW w:type="dxa" w:w="4929"/>
+          </w:tcPr>
+          <w:p>
+            <w:pPr>
+              <w:spacing w:after="40" w:before="40"/>
+            </w:pPr>
+            <w:r>
+              <w:rPr>
+                <w:sz w:val="19"/>
+              </w:rPr>
+              <w:t>Kasir, Kelola Produk, Pesanan Masuk, Pending Payment, Riwayat Kasir, Pengaturan, Saldo, Kirim Pengumuman, Diskon</w:t>
+            </w:r>
+          </w:p>
+        </w:tc>
+      </w:tr>
+      <w:tr>
+        <w:tc>
+          <w:tcPr>
+            <w:tcW w:type="dxa" w:w="4929"/>
+            <w:shd w:val="clear" w:fill="F4F5FB"/>
+          </w:tcPr>
+          <w:p>
+            <w:pPr>
+              <w:spacing w:after="40" w:before="40"/>
+            </w:pPr>
+            <w:r>
+              <w:rPr>
+                <w:b/>
+                <w:sz w:val="19"/>
+              </w:rPr>
+              <w:t>Kelola Produk — tab Produk</w:t>
+            </w:r>
+          </w:p>
+        </w:tc>
+        <w:tc>
+          <w:tcPr>
+            <w:tcW w:type="dxa" w:w="4929"/>
+            <w:shd w:val="clear" w:fill="F4F5FB"/>
+          </w:tcPr>
+          <w:p>
+            <w:pPr>
+              <w:spacing w:after="40" w:before="40"/>
+            </w:pPr>
+            <w:r>
+              <w:rPr>
+                <w:sz w:val="19"/>
+              </w:rPr>
+              <w:t>Menambah dan mengubah menu; menandai habis lewat saklar di barisnya, tanpa membuka formulirnya</w:t>
+            </w:r>
+          </w:p>
+        </w:tc>
+      </w:tr>
+      <w:tr>
+        <w:tc>
+          <w:tcPr>
+            <w:tcW w:type="dxa" w:w="4929"/>
+          </w:tcPr>
+          <w:p>
+            <w:pPr>
+              <w:spacing w:after="40" w:before="40"/>
+            </w:pPr>
+            <w:r>
+              <w:rPr>
+                <w:b/>
+                <w:sz w:val="19"/>
+              </w:rPr>
+              <w:t>Tab Kategori</w:t>
+            </w:r>
+          </w:p>
+        </w:tc>
+        <w:tc>
+          <w:tcPr>
+            <w:tcW w:type="dxa" w:w="4929"/>
+          </w:tcPr>
+          <w:p>
+            <w:pPr>
+              <w:spacing w:after="40" w:before="40"/>
+            </w:pPr>
+            <w:r>
+              <w:rPr>
+                <w:sz w:val="19"/>
+              </w:rPr>
+              <w:t>Menyusun kategori menu</w:t>
+            </w:r>
+          </w:p>
+        </w:tc>
+      </w:tr>
+      <w:tr>
+        <w:tc>
+          <w:tcPr>
+            <w:tcW w:type="dxa" w:w="4929"/>
+            <w:shd w:val="clear" w:fill="F4F5FB"/>
+          </w:tcPr>
+          <w:p>
+            <w:pPr>
+              <w:spacing w:after="40" w:before="40"/>
+            </w:pPr>
+            <w:r>
+              <w:rPr>
+                <w:b/>
+                <w:sz w:val="19"/>
+              </w:rPr>
+              <w:t>Tab Level</w:t>
+            </w:r>
+          </w:p>
+        </w:tc>
+        <w:tc>
+          <w:tcPr>
+            <w:tcW w:type="dxa" w:w="4929"/>
+            <w:shd w:val="clear" w:fill="F4F5FB"/>
+          </w:tcPr>
+          <w:p>
+            <w:pPr>
+              <w:spacing w:after="40" w:before="40"/>
+            </w:pPr>
+            <w:r>
+              <w:rPr>
+                <w:sz w:val="19"/>
+              </w:rPr>
+              <w:t>Mengubah dan menambah kelompok varian milik resto ini — lima kelompok bawaan sudah terisi</w:t>
+            </w:r>
+          </w:p>
+        </w:tc>
+      </w:tr>
+      <w:tr>
+        <w:tc>
+          <w:tcPr>
+            <w:tcW w:type="dxa" w:w="4929"/>
+          </w:tcPr>
+          <w:p>
+            <w:pPr>
+              <w:spacing w:after="40" w:before="40"/>
+            </w:pPr>
+            <w:r>
+              <w:rPr>
+                <w:b/>
+                <w:sz w:val="19"/>
+              </w:rPr>
+              <w:t>Pesanan Masuk</w:t>
+            </w:r>
+          </w:p>
+        </w:tc>
+        <w:tc>
+          <w:tcPr>
+            <w:tcW w:type="dxa" w:w="4929"/>
+          </w:tcPr>
+          <w:p>
+            <w:pPr>
+              <w:spacing w:after="40" w:before="40"/>
+            </w:pPr>
+            <w:r>
+              <w:rPr>
+                <w:sz w:val="19"/>
+              </w:rPr>
+              <w:t>Melihat seluruh pesanan resto berikut status bayar dan status dapurnya</w:t>
+            </w:r>
+          </w:p>
+        </w:tc>
+      </w:tr>
+      <w:tr>
+        <w:tc>
+          <w:tcPr>
+            <w:tcW w:type="dxa" w:w="4929"/>
+            <w:shd w:val="clear" w:fill="F4F5FB"/>
+          </w:tcPr>
+          <w:p>
+            <w:pPr>
+              <w:spacing w:after="40" w:before="40"/>
+            </w:pPr>
+            <w:r>
+              <w:rPr>
+                <w:b/>
+                <w:sz w:val="19"/>
+              </w:rPr>
+              <w:t>Pending Payment</w:t>
+            </w:r>
+          </w:p>
+        </w:tc>
+        <w:tc>
+          <w:tcPr>
+            <w:tcW w:type="dxa" w:w="4929"/>
+            <w:shd w:val="clear" w:fill="F4F5FB"/>
+          </w:tcPr>
+          <w:p>
+            <w:pPr>
+              <w:spacing w:after="40" w:before="40"/>
+            </w:pPr>
+            <w:r>
+              <w:rPr>
+                <w:sz w:val="19"/>
+              </w:rPr>
+              <w:t>Antrean yang sama dengan kasir: menerima pembayaran Tunai, QRIS, atau Transfer; QR-nya bisa dicetak untuk pelanggan</w:t>
+            </w:r>
+          </w:p>
+        </w:tc>
+      </w:tr>
+      <w:tr>
+        <w:tc>
+          <w:tcPr>
+            <w:tcW w:type="dxa" w:w="4929"/>
+          </w:tcPr>
+          <w:p>
+            <w:pPr>
+              <w:spacing w:after="40" w:before="40"/>
+            </w:pPr>
+            <w:r>
+              <w:rPr>
+                <w:b/>
+                <w:sz w:val="19"/>
+              </w:rPr>
+              <w:t>Pengaturan → Info Resto</w:t>
+            </w:r>
+          </w:p>
+        </w:tc>
+        <w:tc>
+          <w:tcPr>
+            <w:tcW w:type="dxa" w:w="4929"/>
+          </w:tcPr>
+          <w:p>
+            <w:pPr>
+              <w:spacing w:after="40" w:before="40"/>
+            </w:pPr>
+            <w:r>
+              <w:rPr>
+                <w:sz w:val="19"/>
+              </w:rPr>
+              <w:t>Mengubah nama dan alamat; menggeser pin di pratinjau peta; memilih cara makan yang dilayani — Dine In, Take Away, atau keduanya</w:t>
+            </w:r>
+          </w:p>
+        </w:tc>
+      </w:tr>
+      <w:tr>
+        <w:tc>
+          <w:tcPr>
+            <w:tcW w:type="dxa" w:w="4929"/>
+            <w:shd w:val="clear" w:fill="F4F5FB"/>
+          </w:tcPr>
+          <w:p>
+            <w:pPr>
+              <w:spacing w:after="40" w:before="40"/>
+            </w:pPr>
+            <w:r>
+              <w:rPr>
+                <w:b/>
+                <w:sz w:val="19"/>
+              </w:rPr>
+              <w:t>Pengaturan → Banner Promo</w:t>
+            </w:r>
+          </w:p>
+        </w:tc>
+        <w:tc>
+          <w:tcPr>
+            <w:tcW w:type="dxa" w:w="4929"/>
+            <w:shd w:val="clear" w:fill="F4F5FB"/>
+          </w:tcPr>
+          <w:p>
+            <w:pPr>
+              <w:spacing w:after="40" w:before="40"/>
+            </w:pPr>
+            <w:r>
+              <w:rPr>
+                <w:sz w:val="19"/>
+              </w:rPr>
+              <w:t>Menambah dan mengubah banner berikut gambar, judul, keterangan, urutan tampil, masa berlaku, dan saklar aktif</w:t>
+            </w:r>
+          </w:p>
+        </w:tc>
+      </w:tr>
+      <w:tr>
+        <w:tc>
+          <w:tcPr>
+            <w:tcW w:type="dxa" w:w="4929"/>
+          </w:tcPr>
+          <w:p>
+            <w:pPr>
+              <w:spacing w:after="40" w:before="40"/>
+            </w:pPr>
+            <w:r>
+              <w:rPr>
+                <w:b/>
+                <w:sz w:val="19"/>
+              </w:rPr>
+              <w:t>Pengaturan → QR Meja</w:t>
+            </w:r>
+          </w:p>
+        </w:tc>
+        <w:tc>
+          <w:tcPr>
+            <w:tcW w:type="dxa" w:w="4929"/>
+          </w:tcPr>
+          <w:p>
+            <w:pPr>
+              <w:spacing w:after="40" w:before="40"/>
+            </w:pPr>
+            <w:r>
+              <w:rPr>
+                <w:sz w:val="19"/>
+              </w:rPr>
+              <w:t>Membuat kartu QR satu meja dengan pratinjau langsung, atau sekaligus banyak meja lalu Download Semua</w:t>
+            </w:r>
+          </w:p>
+        </w:tc>
+      </w:tr>
+      <w:tr>
+        <w:tc>
+          <w:tcPr>
+            <w:tcW w:type="dxa" w:w="4929"/>
+            <w:shd w:val="clear" w:fill="F4F5FB"/>
+          </w:tcPr>
+          <w:p>
+            <w:pPr>
+              <w:spacing w:after="40" w:before="40"/>
+            </w:pPr>
+            <w:r>
+              <w:rPr>
+                <w:b/>
+                <w:sz w:val="19"/>
+              </w:rPr>
+              <w:t>Pengaturan → Info Pembayaran</w:t>
+            </w:r>
+          </w:p>
+        </w:tc>
+        <w:tc>
+          <w:tcPr>
+            <w:tcW w:type="dxa" w:w="4929"/>
+            <w:shd w:val="clear" w:fill="F4F5FB"/>
+          </w:tcPr>
+          <w:p>
+            <w:pPr>
+              <w:spacing w:after="40" w:before="40"/>
+            </w:pPr>
+            <w:r>
+              <w:rPr>
+                <w:sz w:val="19"/>
+              </w:rPr>
+              <w:t>Melihat saja — yang mengubahnya Finance atau Owner</w:t>
+            </w:r>
+          </w:p>
+        </w:tc>
+      </w:tr>
+      <w:tr>
+        <w:tc>
+          <w:tcPr>
+            <w:tcW w:type="dxa" w:w="4929"/>
+          </w:tcPr>
+          <w:p>
+            <w:pPr>
+              <w:spacing w:after="40" w:before="40"/>
+            </w:pPr>
+            <w:r>
+              <w:rPr>
+                <w:b/>
+                <w:sz w:val="19"/>
+              </w:rPr>
+              <w:t>Saldo &amp; Pengeluaran</w:t>
+            </w:r>
+          </w:p>
+        </w:tc>
+        <w:tc>
+          <w:tcPr>
+            <w:tcW w:type="dxa" w:w="4929"/>
+          </w:tcPr>
+          <w:p>
+            <w:pPr>
+              <w:spacing w:after="40" w:before="40"/>
+            </w:pPr>
+            <w:r>
+              <w:rPr>
+                <w:sz w:val="19"/>
+              </w:rPr>
+              <w:t>Melihat saldo dan petty cash; pengajuan yang menunggu persetujuan Finance ikut terlihat berikut penandanya</w:t>
+            </w:r>
+          </w:p>
+        </w:tc>
+      </w:tr>
+      <w:tr>
+        <w:tc>
+          <w:tcPr>
+            <w:tcW w:type="dxa" w:w="4929"/>
+            <w:shd w:val="clear" w:fill="F4F5FB"/>
+          </w:tcPr>
+          <w:p>
+            <w:pPr>
+              <w:spacing w:after="40" w:before="40"/>
+            </w:pPr>
+            <w:r>
+              <w:rPr>
+                <w:b/>
+                <w:sz w:val="19"/>
+              </w:rPr>
+              <w:t>Setor Saldo Cash</w:t>
+            </w:r>
+          </w:p>
+        </w:tc>
+        <w:tc>
+          <w:tcPr>
+            <w:tcW w:type="dxa" w:w="4929"/>
+            <w:shd w:val="clear" w:fill="F4F5FB"/>
+          </w:tcPr>
+          <w:p>
+            <w:pPr>
+              <w:spacing w:after="40" w:before="40"/>
+            </w:pPr>
+            <w:r>
+              <w:rPr>
+                <w:sz w:val="19"/>
+              </w:rPr>
+              <w:t>Melihat setoran yang sudah dikonfirmasi maupun yang masih menunggu approval</w:t>
+            </w:r>
+          </w:p>
+        </w:tc>
+      </w:tr>
+      <w:tr>
+        <w:tc>
+          <w:tcPr>
+            <w:tcW w:type="dxa" w:w="4929"/>
+          </w:tcPr>
+          <w:p>
+            <w:pPr>
+              <w:spacing w:after="40" w:before="40"/>
+            </w:pPr>
+            <w:r>
+              <w:rPr>
+                <w:b/>
+                <w:sz w:val="19"/>
+              </w:rPr>
+              <w:t>Kirim Pengumuman</w:t>
+            </w:r>
+          </w:p>
+        </w:tc>
+        <w:tc>
+          <w:tcPr>
+            <w:tcW w:type="dxa" w:w="4929"/>
+          </w:tcPr>
+          <w:p>
+            <w:pPr>
+              <w:spacing w:after="40" w:before="40"/>
+            </w:pPr>
+            <w:r>
+              <w:rPr>
+                <w:sz w:val="19"/>
+              </w:rPr>
+              <w:t>Menulis pengumuman dan memilih sasarannya: Karyawan, Customer, atau Semua</w:t>
+            </w:r>
+          </w:p>
+        </w:tc>
+      </w:tr>
+      <w:tr>
+        <w:tc>
+          <w:tcPr>
+            <w:tcW w:type="dxa" w:w="4929"/>
+            <w:shd w:val="clear" w:fill="F4F5FB"/>
+          </w:tcPr>
+          <w:p>
+            <w:pPr>
+              <w:spacing w:after="40" w:before="40"/>
+            </w:pPr>
+            <w:r>
+              <w:rPr>
+                <w:b/>
+                <w:sz w:val="19"/>
+              </w:rPr>
+              <w:t>Diskon</w:t>
+            </w:r>
+          </w:p>
+        </w:tc>
+        <w:tc>
+          <w:tcPr>
+            <w:tcW w:type="dxa" w:w="4929"/>
+            <w:shd w:val="clear" w:fill="F4F5FB"/>
+          </w:tcPr>
+          <w:p>
+            <w:pPr>
+              <w:spacing w:after="40" w:before="40"/>
+            </w:pPr>
+            <w:r>
+              <w:rPr>
+                <w:sz w:val="19"/>
+              </w:rPr>
+              <w:t>Membuat promo per menu, bundling beberapa menu sekaligus, atau minimum belanja; menetapkan syarat jumlah, bentuk potongan, dan masa berlakunya</w:t>
+            </w:r>
+          </w:p>
+        </w:tc>
+      </w:tr>
+    </w:tbl>
+    <w:p>
+      <w:r>
+        <w:rPr>
           <w:b/>
           <w:sz w:val="21"/>
         </w:rPr>
@@ -30483,6 +32377,429 @@
     <w:p>
       <w:r>
         <w:rPr>
+          <w:sz w:val="21"/>
+        </w:rPr>
+        <w:t>Finance tidak menyentuh pesanan sama sekali. Yang dia pegang adalah dua titik tempat uang berpindah tangan — setoran tunai ke rekening dan top up petty cash — dan keduanya sengaja dibuat menunggu persetujuannya. Selama menunggu, uangnya duduk di akun suspense: sudah tidak ada di laci, tapi belum diakui masuk.</w:t>
+      </w:r>
+    </w:p>
+    <w:tbl>
+      <w:tblPr>
+        <w:tblStyle w:val="TableGrid"/>
+        <w:tblW w:type="auto" w:w="0"/>
+        <w:tblLayout w:type="autofit"/>
+        <w:tblLook w:firstColumn="1" w:firstRow="1" w:lastColumn="0" w:lastRow="0" w:noHBand="0" w:noVBand="1" w:val="04A0"/>
+      </w:tblPr>
+      <w:tblGrid>
+        <w:gridCol w:w="4929"/>
+        <w:gridCol w:w="4929"/>
+      </w:tblGrid>
+      <w:tr>
+        <w:trPr>
+          <w:tblHeader w:val="true"/>
+        </w:trPr>
+        <w:tc>
+          <w:tcPr>
+            <w:tcW w:type="dxa" w:w="4929"/>
+            <w:shd w:val="clear" w:fill="4F46E5"/>
+          </w:tcPr>
+          <w:p>
+            <w:pPr>
+              <w:spacing w:after="40" w:before="40"/>
+            </w:pPr>
+            <w:r>
+              <w:rPr>
+                <w:b/>
+                <w:color w:val="FFFFFF"/>
+                <w:sz w:val="19"/>
+              </w:rPr>
+              <w:t>Layar</w:t>
+            </w:r>
+          </w:p>
+        </w:tc>
+        <w:tc>
+          <w:tcPr>
+            <w:tcW w:type="dxa" w:w="4929"/>
+            <w:shd w:val="clear" w:fill="4F46E5"/>
+          </w:tcPr>
+          <w:p>
+            <w:pPr>
+              <w:spacing w:after="40" w:before="40"/>
+            </w:pPr>
+            <w:r>
+              <w:rPr>
+                <w:b/>
+                <w:color w:val="FFFFFF"/>
+                <w:sz w:val="19"/>
+              </w:rPr>
+              <w:t>Yang bisa dilakukan di sana</w:t>
+            </w:r>
+          </w:p>
+        </w:tc>
+      </w:tr>
+      <w:tr>
+        <w:tc>
+          <w:tcPr>
+            <w:tcW w:type="dxa" w:w="4929"/>
+          </w:tcPr>
+          <w:p>
+            <w:pPr>
+              <w:spacing w:after="40" w:before="40"/>
+            </w:pPr>
+            <w:r>
+              <w:rPr>
+                <w:b/>
+                <w:sz w:val="19"/>
+              </w:rPr>
+              <w:t>Menu Finance</w:t>
+            </w:r>
+          </w:p>
+        </w:tc>
+        <w:tc>
+          <w:tcPr>
+            <w:tcW w:type="dxa" w:w="4929"/>
+          </w:tcPr>
+          <w:p>
+            <w:pPr>
+              <w:spacing w:after="40" w:before="40"/>
+            </w:pPr>
+            <w:r>
+              <w:rPr>
+                <w:sz w:val="19"/>
+              </w:rPr>
+              <w:t>Berpindah resto lewat pemilih di atas — semua angka mengikutinya; penanda merah menunjukkan menu yang sedang menunggu persetujuan</w:t>
+            </w:r>
+          </w:p>
+        </w:tc>
+      </w:tr>
+      <w:tr>
+        <w:tc>
+          <w:tcPr>
+            <w:tcW w:type="dxa" w:w="4929"/>
+            <w:shd w:val="clear" w:fill="F4F5FB"/>
+          </w:tcPr>
+          <w:p>
+            <w:pPr>
+              <w:spacing w:after="40" w:before="40"/>
+            </w:pPr>
+            <w:r>
+              <w:rPr>
+                <w:b/>
+                <w:sz w:val="19"/>
+              </w:rPr>
+              <w:t>Pemasukan</w:t>
+            </w:r>
+          </w:p>
+        </w:tc>
+        <w:tc>
+          <w:tcPr>
+            <w:tcW w:type="dxa" w:w="4929"/>
+            <w:shd w:val="clear" w:fill="F4F5FB"/>
+          </w:tcPr>
+          <w:p>
+            <w:pPr>
+              <w:spacing w:after="40" w:before="40"/>
+            </w:pPr>
+            <w:r>
+              <w:rPr>
+                <w:sz w:val="19"/>
+              </w:rPr>
+              <w:t>Melihat total semua waktu, dirinci per hari dengan pecahan Tunai/QRIS/Transfer</w:t>
+            </w:r>
+          </w:p>
+        </w:tc>
+      </w:tr>
+      <w:tr>
+        <w:tc>
+          <w:tcPr>
+            <w:tcW w:type="dxa" w:w="4929"/>
+          </w:tcPr>
+          <w:p>
+            <w:pPr>
+              <w:spacing w:after="40" w:before="40"/>
+            </w:pPr>
+            <w:r>
+              <w:rPr>
+                <w:b/>
+                <w:sz w:val="19"/>
+              </w:rPr>
+              <w:t>Saldo &amp; Pengeluaran</w:t>
+            </w:r>
+          </w:p>
+        </w:tc>
+        <w:tc>
+          <w:tcPr>
+            <w:tcW w:type="dxa" w:w="4929"/>
+          </w:tcPr>
+          <w:p>
+            <w:pPr>
+              <w:spacing w:after="40" w:before="40"/>
+            </w:pPr>
+            <w:r>
+              <w:rPr>
+                <w:sz w:val="19"/>
+              </w:rPr>
+              <w:t>Melihat saldo total dan pecahan Cash/Non Cash; menyetujui atau menolak top up petty cash; mencatat pengeluaran; melipat bagian Petty Cash dan Riwayat Pengeluaran</w:t>
+            </w:r>
+          </w:p>
+        </w:tc>
+      </w:tr>
+      <w:tr>
+        <w:tc>
+          <w:tcPr>
+            <w:tcW w:type="dxa" w:w="4929"/>
+            <w:shd w:val="clear" w:fill="F4F5FB"/>
+          </w:tcPr>
+          <w:p>
+            <w:pPr>
+              <w:spacing w:after="40" w:before="40"/>
+            </w:pPr>
+            <w:r>
+              <w:rPr>
+                <w:b/>
+                <w:sz w:val="19"/>
+              </w:rPr>
+              <w:t>Dialog persetujuan</w:t>
+            </w:r>
+          </w:p>
+        </w:tc>
+        <w:tc>
+          <w:tcPr>
+            <w:tcW w:type="dxa" w:w="4929"/>
+            <w:shd w:val="clear" w:fill="F4F5FB"/>
+          </w:tcPr>
+          <w:p>
+            <w:pPr>
+              <w:spacing w:after="40" w:before="40"/>
+            </w:pPr>
+            <w:r>
+              <w:rPr>
+                <w:sz w:val="19"/>
+              </w:rPr>
+              <w:t>Membaca perpindahan yang akan terjadi — dari GL Suspense ke GL tujuannya — sebelum menyetujui, dan menambahkan catatan</w:t>
+            </w:r>
+          </w:p>
+        </w:tc>
+      </w:tr>
+      <w:tr>
+        <w:tc>
+          <w:tcPr>
+            <w:tcW w:type="dxa" w:w="4929"/>
+          </w:tcPr>
+          <w:p>
+            <w:pPr>
+              <w:spacing w:after="40" w:before="40"/>
+            </w:pPr>
+            <w:r>
+              <w:rPr>
+                <w:b/>
+                <w:sz w:val="19"/>
+              </w:rPr>
+              <w:t>Setor Saldo Cash</w:t>
+            </w:r>
+          </w:p>
+        </w:tc>
+        <w:tc>
+          <w:tcPr>
+            <w:tcW w:type="dxa" w:w="4929"/>
+          </w:tcPr>
+          <w:p>
+            <w:pPr>
+              <w:spacing w:after="40" w:before="40"/>
+            </w:pPr>
+            <w:r>
+              <w:rPr>
+                <w:sz w:val="19"/>
+              </w:rPr>
+              <w:t>Melihat tunai di laci berikut rinciannya; mengonfirmasi atau menolak setoran kasir setelah mencocokkan nominalnya di rekening</w:t>
+            </w:r>
+          </w:p>
+        </w:tc>
+      </w:tr>
+      <w:tr>
+        <w:tc>
+          <w:tcPr>
+            <w:tcW w:type="dxa" w:w="4929"/>
+            <w:shd w:val="clear" w:fill="F4F5FB"/>
+          </w:tcPr>
+          <w:p>
+            <w:pPr>
+              <w:spacing w:after="40" w:before="40"/>
+            </w:pPr>
+            <w:r>
+              <w:rPr>
+                <w:b/>
+                <w:sz w:val="19"/>
+              </w:rPr>
+              <w:t>Mapping GL Account</w:t>
+            </w:r>
+          </w:p>
+        </w:tc>
+        <w:tc>
+          <w:tcPr>
+            <w:tcW w:type="dxa" w:w="4929"/>
+            <w:shd w:val="clear" w:fill="F4F5FB"/>
+          </w:tcPr>
+          <w:p>
+            <w:pPr>
+              <w:spacing w:after="40" w:before="40"/>
+            </w:pPr>
+            <w:r>
+              <w:rPr>
+                <w:sz w:val="19"/>
+              </w:rPr>
+              <w:t>Menetapkan nomor akun untuk tiap cara bayar, petty cash, pajak, service, total saldo, suspense, gateway, dan diskon; mengatur tarif PPN dan biaya service</w:t>
+            </w:r>
+          </w:p>
+        </w:tc>
+      </w:tr>
+      <w:tr>
+        <w:tc>
+          <w:tcPr>
+            <w:tcW w:type="dxa" w:w="4929"/>
+          </w:tcPr>
+          <w:p>
+            <w:pPr>
+              <w:spacing w:after="40" w:before="40"/>
+            </w:pPr>
+            <w:r>
+              <w:rPr>
+                <w:b/>
+                <w:sz w:val="19"/>
+              </w:rPr>
+              <w:t>Pencairan Gateway</w:t>
+            </w:r>
+          </w:p>
+        </w:tc>
+        <w:tc>
+          <w:tcPr>
+            <w:tcW w:type="dxa" w:w="4929"/>
+          </w:tcPr>
+          <w:p>
+            <w:pPr>
+              <w:spacing w:after="40" w:before="40"/>
+            </w:pPr>
+            <w:r>
+              <w:rPr>
+                <w:sz w:val="19"/>
+              </w:rPr>
+              <w:t>Mencatat dana penyedia pembayaran yang masuk rekening berikut potongan MDR-nya</w:t>
+            </w:r>
+          </w:p>
+        </w:tc>
+      </w:tr>
+      <w:tr>
+        <w:tc>
+          <w:tcPr>
+            <w:tcW w:type="dxa" w:w="4929"/>
+            <w:shd w:val="clear" w:fill="F4F5FB"/>
+          </w:tcPr>
+          <w:p>
+            <w:pPr>
+              <w:spacing w:after="40" w:before="40"/>
+            </w:pPr>
+            <w:r>
+              <w:rPr>
+                <w:b/>
+                <w:sz w:val="19"/>
+              </w:rPr>
+              <w:t>Jurnal GL</w:t>
+            </w:r>
+          </w:p>
+        </w:tc>
+        <w:tc>
+          <w:tcPr>
+            <w:tcW w:type="dxa" w:w="4929"/>
+            <w:shd w:val="clear" w:fill="F4F5FB"/>
+          </w:tcPr>
+          <w:p>
+            <w:pPr>
+              <w:spacing w:after="40" w:before="40"/>
+            </w:pPr>
+            <w:r>
+              <w:rPr>
+                <w:sz w:val="19"/>
+              </w:rPr>
+              <w:t>Membaca jejak audit tiap pergerakan: nomor akun, arah debit/kredit, referensi pesanan, dan pelepasan titipan suspense saat sesuatu disetujui; mencetak atau mengekspornya</w:t>
+            </w:r>
+          </w:p>
+        </w:tc>
+      </w:tr>
+      <w:tr>
+        <w:tc>
+          <w:tcPr>
+            <w:tcW w:type="dxa" w:w="4929"/>
+          </w:tcPr>
+          <w:p>
+            <w:pPr>
+              <w:spacing w:after="40" w:before="40"/>
+            </w:pPr>
+            <w:r>
+              <w:rPr>
+                <w:b/>
+                <w:sz w:val="19"/>
+              </w:rPr>
+              <w:t>Laporan Transaksi</w:t>
+            </w:r>
+          </w:p>
+        </w:tc>
+        <w:tc>
+          <w:tcPr>
+            <w:tcW w:type="dxa" w:w="4929"/>
+          </w:tcPr>
+          <w:p>
+            <w:pPr>
+              <w:spacing w:after="40" w:before="40"/>
+            </w:pPr>
+            <w:r>
+              <w:rPr>
+                <w:sz w:val="19"/>
+              </w:rPr>
+              <w:t>Memilih rentang tanggal, melihat saldo awal dan akhir, mengekspor PDF</w:t>
+            </w:r>
+          </w:p>
+        </w:tc>
+      </w:tr>
+      <w:tr>
+        <w:tc>
+          <w:tcPr>
+            <w:tcW w:type="dxa" w:w="4929"/>
+            <w:shd w:val="clear" w:fill="F4F5FB"/>
+          </w:tcPr>
+          <w:p>
+            <w:pPr>
+              <w:spacing w:after="40" w:before="40"/>
+            </w:pPr>
+            <w:r>
+              <w:rPr>
+                <w:b/>
+                <w:sz w:val="19"/>
+              </w:rPr>
+              <w:t>Pengaturan Pembayaran</w:t>
+            </w:r>
+          </w:p>
+        </w:tc>
+        <w:tc>
+          <w:tcPr>
+            <w:tcW w:type="dxa" w:w="4929"/>
+            <w:shd w:val="clear" w:fill="F4F5FB"/>
+          </w:tcPr>
+          <w:p>
+            <w:pPr>
+              <w:spacing w:after="40" w:before="40"/>
+            </w:pPr>
+            <w:r>
+              <w:rPr>
+                <w:sz w:val="19"/>
+              </w:rPr>
+              <w:t>Melihat data QRIS dan rekening transfer resto</w:t>
+            </w:r>
+          </w:p>
+        </w:tc>
+      </w:tr>
+    </w:tbl>
+    <w:p>
+      <w:r>
+        <w:rPr>
           <w:b/>
           <w:sz w:val="21"/>
         </w:rPr>
@@ -32482,6 +34799,213 @@
         <w:t>A.7 Owner</w:t>
       </w:r>
     </w:p>
+    <w:p>
+      <w:r>
+        <w:rPr>
+          <w:sz w:val="21"/>
+        </w:rPr>
+        <w:t>Owner tidak punya layar khusus miliknya sendiri. Yang dia punya adalah seluruhnya: tiap layar kasir, dapur, admin, dan Finance terbuka untuknya tanpa perlu ditambahkan peran satu per satu. Menunya karena itu dikelompokkan tiga — dan pengelompokan itulah yang membedakan tampilannya dari peran lain.</w:t>
+      </w:r>
+    </w:p>
+    <w:tbl>
+      <w:tblPr>
+        <w:tblStyle w:val="TableGrid"/>
+        <w:tblW w:type="auto" w:w="0"/>
+        <w:tblLayout w:type="autofit"/>
+        <w:tblLook w:firstColumn="1" w:firstRow="1" w:lastColumn="0" w:lastRow="0" w:noHBand="0" w:noVBand="1" w:val="04A0"/>
+      </w:tblPr>
+      <w:tblGrid>
+        <w:gridCol w:w="4929"/>
+        <w:gridCol w:w="4929"/>
+      </w:tblGrid>
+      <w:tr>
+        <w:trPr>
+          <w:tblHeader w:val="true"/>
+        </w:trPr>
+        <w:tc>
+          <w:tcPr>
+            <w:tcW w:type="dxa" w:w="4929"/>
+            <w:shd w:val="clear" w:fill="4F46E5"/>
+          </w:tcPr>
+          <w:p>
+            <w:pPr>
+              <w:spacing w:after="40" w:before="40"/>
+            </w:pPr>
+            <w:r>
+              <w:rPr>
+                <w:b/>
+                <w:color w:val="FFFFFF"/>
+                <w:sz w:val="19"/>
+              </w:rPr>
+              <w:t>Layar</w:t>
+            </w:r>
+          </w:p>
+        </w:tc>
+        <w:tc>
+          <w:tcPr>
+            <w:tcW w:type="dxa" w:w="4929"/>
+            <w:shd w:val="clear" w:fill="4F46E5"/>
+          </w:tcPr>
+          <w:p>
+            <w:pPr>
+              <w:spacing w:after="40" w:before="40"/>
+            </w:pPr>
+            <w:r>
+              <w:rPr>
+                <w:b/>
+                <w:color w:val="FFFFFF"/>
+                <w:sz w:val="19"/>
+              </w:rPr>
+              <w:t>Yang bisa dilakukan di sana</w:t>
+            </w:r>
+          </w:p>
+        </w:tc>
+      </w:tr>
+      <w:tr>
+        <w:tc>
+          <w:tcPr>
+            <w:tcW w:type="dxa" w:w="4929"/>
+          </w:tcPr>
+          <w:p>
+            <w:pPr>
+              <w:spacing w:after="40" w:before="40"/>
+            </w:pPr>
+            <w:r>
+              <w:rPr>
+                <w:b/>
+                <w:sz w:val="19"/>
+              </w:rPr>
+              <w:t>Pemilih resto</w:t>
+            </w:r>
+          </w:p>
+        </w:tc>
+        <w:tc>
+          <w:tcPr>
+            <w:tcW w:type="dxa" w:w="4929"/>
+          </w:tcPr>
+          <w:p>
+            <w:pPr>
+              <w:spacing w:after="40" w:before="40"/>
+            </w:pPr>
+            <w:r>
+              <w:rPr>
+                <w:sz w:val="19"/>
+              </w:rPr>
+              <w:t>Berpindah antar resto yang dimilikinya; seluruh isi menu mengikuti yang dipilih</w:t>
+            </w:r>
+          </w:p>
+        </w:tc>
+      </w:tr>
+      <w:tr>
+        <w:tc>
+          <w:tcPr>
+            <w:tcW w:type="dxa" w:w="4929"/>
+            <w:shd w:val="clear" w:fill="F4F5FB"/>
+          </w:tcPr>
+          <w:p>
+            <w:pPr>
+              <w:spacing w:after="40" w:before="40"/>
+            </w:pPr>
+            <w:r>
+              <w:rPr>
+                <w:b/>
+                <w:sz w:val="19"/>
+              </w:rPr>
+              <w:t>Kelompok PENJUALAN</w:t>
+            </w:r>
+          </w:p>
+        </w:tc>
+        <w:tc>
+          <w:tcPr>
+            <w:tcW w:type="dxa" w:w="4929"/>
+            <w:shd w:val="clear" w:fill="F4F5FB"/>
+          </w:tcPr>
+          <w:p>
+            <w:pPr>
+              <w:spacing w:after="40" w:before="40"/>
+            </w:pPr>
+            <w:r>
+              <w:rPr>
+                <w:sz w:val="19"/>
+              </w:rPr>
+              <w:t>Kasir/Input Pesanan, Pesanan Masuk, Layar Dapur, Pending Payment, Riwayat Kasir</w:t>
+            </w:r>
+          </w:p>
+        </w:tc>
+      </w:tr>
+      <w:tr>
+        <w:tc>
+          <w:tcPr>
+            <w:tcW w:type="dxa" w:w="4929"/>
+          </w:tcPr>
+          <w:p>
+            <w:pPr>
+              <w:spacing w:after="40" w:before="40"/>
+            </w:pPr>
+            <w:r>
+              <w:rPr>
+                <w:b/>
+                <w:sz w:val="19"/>
+              </w:rPr>
+              <w:t>Kelompok KEUANGAN</w:t>
+            </w:r>
+          </w:p>
+        </w:tc>
+        <w:tc>
+          <w:tcPr>
+            <w:tcW w:type="dxa" w:w="4929"/>
+          </w:tcPr>
+          <w:p>
+            <w:pPr>
+              <w:spacing w:after="40" w:before="40"/>
+            </w:pPr>
+            <w:r>
+              <w:rPr>
+                <w:sz w:val="19"/>
+              </w:rPr>
+              <w:t>Pemasukan, Saldo &amp; Pengeluaran, Setor Saldo Cash, Mapping GL Account, Pencairan Gateway, Jurnal GL — sama persis dengan yang dipegang Finance, termasuk hak menyetujui</w:t>
+            </w:r>
+          </w:p>
+        </w:tc>
+      </w:tr>
+      <w:tr>
+        <w:tc>
+          <w:tcPr>
+            <w:tcW w:type="dxa" w:w="4929"/>
+            <w:shd w:val="clear" w:fill="F4F5FB"/>
+          </w:tcPr>
+          <w:p>
+            <w:pPr>
+              <w:spacing w:after="40" w:before="40"/>
+            </w:pPr>
+            <w:r>
+              <w:rPr>
+                <w:b/>
+                <w:sz w:val="19"/>
+              </w:rPr>
+              <w:t>Kelompok PENGELOLAAN</w:t>
+            </w:r>
+          </w:p>
+        </w:tc>
+        <w:tc>
+          <w:tcPr>
+            <w:tcW w:type="dxa" w:w="4929"/>
+            <w:shd w:val="clear" w:fill="F4F5FB"/>
+          </w:tcPr>
+          <w:p>
+            <w:pPr>
+              <w:spacing w:after="40" w:before="40"/>
+            </w:pPr>
+            <w:r>
+              <w:rPr>
+                <w:sz w:val="19"/>
+              </w:rPr>
+              <w:t>Kelola Produk, Pengaturan (termasuk mengubah Info Pembayaran), Kirim Pengumuman, Kotak Masuk berikut jumlah belum dibaca, Diskon, dan Keluar</w:t>
+            </w:r>
+          </w:p>
+        </w:tc>
+      </w:tr>
+    </w:tbl>
     <w:p>
       <w:r>
         <w:rPr>

--- a/docs/FSD-KAATAGO.docx
+++ b/docs/FSD-KAATAGO.docx
@@ -10208,20 +10208,129 @@
               <w:rPr>
                 <w:sz w:val="19"/>
               </w:rPr>
-              <w:t xml:space="preserve">Diskon berbasis menu dapat mensyaratkan </w:t>
+              <w:t xml:space="preserve">Tiap menu dalam promo membawa </w:t>
             </w:r>
             <w:r>
               <w:rPr>
                 <w:b/>
                 <w:sz w:val="19"/>
               </w:rPr>
-              <w:t>jumlah minimum pembelian</w:t>
-            </w:r>
-            <w:r>
-              <w:rPr>
-                <w:sz w:val="19"/>
-              </w:rPr>
-              <w:t xml:space="preserve"> — "beli 2 lebih murah"; bawaannya 1</w:t>
+              <w:t>syarat jumlahnya sendiri</w:t>
+            </w:r>
+            <w:r>
+              <w:rPr>
+                <w:sz w:val="19"/>
+              </w:rPr>
+              <w:t>, bukan satu angka untuk seluruh promo</w:t>
+            </w:r>
+          </w:p>
+        </w:tc>
+      </w:tr>
+      <w:tr>
+        <w:tc>
+          <w:tcPr>
+            <w:tcW w:type="dxa" w:w="4929"/>
+            <w:shd w:val="clear" w:fill="F4F5FB"/>
+          </w:tcPr>
+          <w:p>
+            <w:pPr>
+              <w:spacing w:after="40" w:before="40"/>
+            </w:pPr>
+            <w:r>
+              <w:rPr>
+                <w:sz w:val="19"/>
+              </w:rPr>
+              <w:t>F-DS-11</w:t>
+            </w:r>
+          </w:p>
+        </w:tc>
+        <w:tc>
+          <w:tcPr>
+            <w:tcW w:type="dxa" w:w="4929"/>
+            <w:shd w:val="clear" w:fill="F4F5FB"/>
+          </w:tcPr>
+          <w:p>
+            <w:pPr>
+              <w:spacing w:after="40" w:before="40"/>
+            </w:pPr>
+            <w:r>
+              <w:rPr>
+                <w:sz w:val="19"/>
+              </w:rPr>
+              <w:t xml:space="preserve">Syarat jumlah berbentuk </w:t>
+            </w:r>
+            <w:r>
+              <w:rPr>
+                <w:b/>
+                <w:sz w:val="19"/>
+              </w:rPr>
+              <w:t>Minimal</w:t>
+            </w:r>
+            <w:r>
+              <w:rPr>
+                <w:sz w:val="19"/>
+              </w:rPr>
+              <w:t xml:space="preserve"> (lebih banyak tetap dapat) atau </w:t>
+            </w:r>
+            <w:r>
+              <w:rPr>
+                <w:b/>
+                <w:sz w:val="19"/>
+              </w:rPr>
+              <w:t>Tepat</w:t>
+            </w:r>
+            <w:r>
+              <w:rPr>
+                <w:sz w:val="19"/>
+              </w:rPr>
+              <w:t xml:space="preserve"> (kurang maupun lebih tidak dapat)</w:t>
+            </w:r>
+          </w:p>
+        </w:tc>
+      </w:tr>
+      <w:tr>
+        <w:tc>
+          <w:tcPr>
+            <w:tcW w:type="dxa" w:w="4929"/>
+          </w:tcPr>
+          <w:p>
+            <w:pPr>
+              <w:spacing w:after="40" w:before="40"/>
+            </w:pPr>
+            <w:r>
+              <w:rPr>
+                <w:sz w:val="19"/>
+              </w:rPr>
+              <w:t>F-DS-12</w:t>
+            </w:r>
+          </w:p>
+        </w:tc>
+        <w:tc>
+          <w:tcPr>
+            <w:tcW w:type="dxa" w:w="4929"/>
+          </w:tcPr>
+          <w:p>
+            <w:pPr>
+              <w:spacing w:after="40" w:before="40"/>
+            </w:pPr>
+            <w:r>
+              <w:rPr>
+                <w:sz w:val="19"/>
+              </w:rPr>
+              <w:t xml:space="preserve">Pada bundling, </w:t>
+            </w:r>
+            <w:r>
+              <w:rPr>
+                <w:b/>
+                <w:sz w:val="19"/>
+              </w:rPr>
+              <w:t>seluruh</w:t>
+            </w:r>
+            <w:r>
+              <w:rPr>
+                <w:sz w:val="19"/>
+              </w:rPr>
+              <w:t xml:space="preserve"> menu yang disebut harus terpenuhi — kurang satu berarti promonya tidak berlaku sama sekali</w:t>
             </w:r>
           </w:p>
         </w:tc>
@@ -10718,36 +10827,36 @@
               <w:rPr>
                 <w:sz w:val="19"/>
               </w:rPr>
-              <w:t xml:space="preserve">Syarat jumlah dihitung </w:t>
+              <w:t xml:space="preserve">Syarat jumlah menempel di </w:t>
             </w:r>
             <w:r>
               <w:rPr>
                 <w:b/>
                 <w:sz w:val="19"/>
               </w:rPr>
-              <w:t>per menu</w:t>
-            </w:r>
-            <w:r>
-              <w:rPr>
-                <w:sz w:val="19"/>
-              </w:rPr>
-              <w:t>, bukan per keranjang</w:t>
-            </w:r>
-          </w:p>
-        </w:tc>
-        <w:tc>
-          <w:tcPr>
-            <w:tcW w:type="dxa" w:w="4929"/>
-          </w:tcPr>
-          <w:p>
-            <w:pPr>
-              <w:spacing w:after="40" w:before="40"/>
-            </w:pPr>
-            <w:r>
-              <w:rPr>
-                <w:sz w:val="19"/>
-              </w:rPr>
-              <w:t>Kalau dijumlahkan lintas menu, keranjang apa pun berisi dua barang lolos "beli 2" — bukan itu yang dijanjikan spanduknya</w:t>
+              <w:t>menunya</w:t>
+            </w:r>
+            <w:r>
+              <w:rPr>
+                <w:sz w:val="19"/>
+              </w:rPr>
+              <w:t>, bukan di promonya</w:t>
+            </w:r>
+          </w:p>
+        </w:tc>
+        <w:tc>
+          <w:tcPr>
+            <w:tcW w:type="dxa" w:w="4929"/>
+          </w:tcPr>
+          <w:p>
+            <w:pPr>
+              <w:spacing w:after="40" w:before="40"/>
+            </w:pPr>
+            <w:r>
+              <w:rPr>
+                <w:sz w:val="19"/>
+              </w:rPr>
+              <w:t>Satu angka untuk seluruh promo membuat "Nasi Goreng + Es Teh, beli 2" lolos oleh keranjang berisi dua Nasi Goreng dan segelas kopi</w:t>
             </w:r>
           </w:p>
         </w:tc>
@@ -10766,7 +10875,20 @@
               <w:rPr>
                 <w:sz w:val="19"/>
               </w:rPr>
-              <w:t>Menu yang belum memenuhi syarat jumlah tidak ikut dihitung, tapi tidak menggugurkan yang sudah</w:t>
+              <w:t xml:space="preserve">Bundling menuntut </w:t>
+            </w:r>
+            <w:r>
+              <w:rPr>
+                <w:b/>
+                <w:sz w:val="19"/>
+              </w:rPr>
+              <w:t>seluruh</w:t>
+            </w:r>
+            <w:r>
+              <w:rPr>
+                <w:sz w:val="19"/>
+              </w:rPr>
+              <w:t xml:space="preserve"> menunya terpenuhi</w:t>
             </w:r>
           </w:p>
         </w:tc>
@@ -10783,7 +10905,7 @@
               <w:rPr>
                 <w:sz w:val="19"/>
               </w:rPr>
-              <w:t>Satu menu yang kurang tidak membatalkan promo untuk menu lain yang sudah memenuhi</w:t>
+              <w:t>Sebagian-cukup berarti paket yang dijanjikan tidak pernah benar-benar dibeli, tapi restonya tetap membayar potongannya</w:t>
             </w:r>
           </w:p>
         </w:tc>
@@ -10801,23 +10923,23 @@
               <w:rPr>
                 <w:sz w:val="19"/>
               </w:rPr>
-              <w:t>Potongan tidak pernah melebihi tagihannya</w:t>
-            </w:r>
-          </w:p>
-        </w:tc>
-        <w:tc>
-          <w:tcPr>
-            <w:tcW w:type="dxa" w:w="4929"/>
-          </w:tcPr>
-          <w:p>
-            <w:pPr>
-              <w:spacing w:after="40" w:before="40"/>
-            </w:pPr>
-            <w:r>
-              <w:rPr>
-                <w:sz w:val="19"/>
-              </w:rPr>
-              <w:t>Kalau tidak, totalnya negatif — resto berutang kepada orang yang belum membayar apa pun</w:t>
+              <w:t>Menu di luar promo tidak ikut dipotong sekalipun ada di keranjang</w:t>
+            </w:r>
+          </w:p>
+        </w:tc>
+        <w:tc>
+          <w:tcPr>
+            <w:tcW w:type="dxa" w:w="4929"/>
+          </w:tcPr>
+          <w:p>
+            <w:pPr>
+              <w:spacing w:after="40" w:before="40"/>
+            </w:pPr>
+            <w:r>
+              <w:rPr>
+                <w:sz w:val="19"/>
+              </w:rPr>
+              <w:t>Potongannya dihitung dari menu yang memang ikut promo</w:t>
             </w:r>
           </w:p>
         </w:tc>
@@ -10836,6 +10958,41 @@
               <w:rPr>
                 <w:sz w:val="19"/>
               </w:rPr>
+              <w:t>Potongan tidak pernah melebihi tagihannya</w:t>
+            </w:r>
+          </w:p>
+        </w:tc>
+        <w:tc>
+          <w:tcPr>
+            <w:tcW w:type="dxa" w:w="4929"/>
+            <w:shd w:val="clear" w:fill="F4F5FB"/>
+          </w:tcPr>
+          <w:p>
+            <w:pPr>
+              <w:spacing w:after="40" w:before="40"/>
+            </w:pPr>
+            <w:r>
+              <w:rPr>
+                <w:sz w:val="19"/>
+              </w:rPr>
+              <w:t>Kalau tidak, totalnya negatif — resto berutang kepada orang yang belum membayar apa pun</w:t>
+            </w:r>
+          </w:p>
+        </w:tc>
+      </w:tr>
+      <w:tr>
+        <w:tc>
+          <w:tcPr>
+            <w:tcW w:type="dxa" w:w="4929"/>
+          </w:tcPr>
+          <w:p>
+            <w:pPr>
+              <w:spacing w:after="40" w:before="40"/>
+            </w:pPr>
+            <w:r>
+              <w:rPr>
+                <w:sz w:val="19"/>
+              </w:rPr>
               <w:t xml:space="preserve">Diskon dihitung dari </w:t>
             </w:r>
             <w:r>
@@ -10850,7 +11007,6 @@
         <w:tc>
           <w:tcPr>
             <w:tcW w:type="dxa" w:w="4929"/>
-            <w:shd w:val="clear" w:fill="F4F5FB"/>
           </w:tcPr>
           <w:p>
             <w:pPr>
@@ -23755,7 +23911,7 @@
               <w:rPr>
                 <w:sz w:val="19"/>
               </w:rPr>
-              <w:t>Membuat dan mengubah promo — per menu, bundling, atau minimum belanja — berikut syarat jumlah dan masa berlakunya</w:t>
+              <w:t>Membuat dan mengubah promo — per menu, bundling, atau minimum belanja; tiap menu diberi syarat jumlahnya sendiri, Minimal atau Tepat</w:t>
             </w:r>
           </w:p>
         </w:tc>
@@ -29363,7 +29519,7 @@
               <w:rPr>
                 <w:sz w:val="19"/>
               </w:rPr>
-              <w:t>Membuat promo per menu, bundling beberapa menu sekaligus, atau minimum belanja; menetapkan syarat jumlah, bentuk potongan, dan masa berlakunya</w:t>
+              <w:t>Membuat promo per menu, bundling beberapa menu sekaligus, atau minimum belanja; tiap menu diberi syarat jumlahnya sendiri (Minimal atau Tepat), lalu bentuk potongan dan masa berlakunya</w:t>
             </w:r>
           </w:p>
         </w:tc>

--- a/docs/FSD-KAATAGO.docx
+++ b/docs/FSD-KAATAGO.docx
@@ -142,7 +142,7 @@
               <w:rPr>
                 <w:sz w:val="20"/>
               </w:rPr>
-              <w:t>1.45.2 (build 90)</w:t>
+              <w:t>1.45.4 (build 92)</w:t>
             </w:r>
           </w:p>
         </w:tc>
@@ -35992,7 +35992,7 @@
           <w:i/>
           <w:sz w:val="21"/>
         </w:rPr>
-        <w:t>Dokumen ini disusun dari aplikasi versi 1.45.2. Sisi teknisnya — arsitektur, tabel, keamanan baris, prasyarat basis data — ada di `SPESIFIKASI-KAATAGO`.</w:t>
+        <w:t>Dokumen ini disusun dari aplikasi versi 1.45.4. Sisi teknisnya — arsitektur, tabel, keamanan baris, prasyarat basis data — ada di `SPESIFIKASI-KAATAGO`.</w:t>
       </w:r>
     </w:p>
     <w:sectPr>
@@ -36116,7 +36116,7 @@
         <w:color w:val="6E728C"/>
         <w:sz w:val="17"/>
       </w:rPr>
-      <w:t>KaataGo — Functional Specification Document  |  v1.45.2</w:t>
+      <w:t>KaataGo — Functional Specification Document  |  v1.45.4</w:t>
     </w:r>
   </w:p>
 </w:hdr>
